--- a/docs/권장_서버_용량_추정.docx
+++ b/docs/권장_서버_용량_추정.docx
@@ -15,7 +15,7 @@
         <w:pStyle w:val="Heading1"/>
       </w:pPr>
       <w:r>
-        <w:t>트래픽 추정에 따른 권장 서버 용량</w:t>
+        <w:t>첨부·DeDRM·문서 생성 포함 보수적 서버 용량</w:t>
       </w:r>
     </w:p>
     <w:p>
@@ -23,7 +23,7 @@
         <w:rPr>
           <w:b w:val="0"/>
         </w:rPr>
-        <w:t>기준일: 2026-09-29 | 문서 버전: 1.0 | 범위: 1차 오픈 인프라 검토</w:t>
+        <w:t>기준일: 2026-09-30 | 문서 버전: 2.0 | Milvus 전체 자원 산정 제외</w:t>
       </w:r>
     </w:p>
     <w:p>
@@ -31,7 +31,7 @@
         <w:pStyle w:val="Heading2"/>
       </w:pPr>
       <w:r>
-        <w:t>1. 권장안 요약</w:t>
+        <w:t>1. 재산정 결론</w:t>
       </w:r>
     </w:p>
     <w:p>
@@ -39,43 +39,282 @@
         <w:rPr>
           <w:b w:val="0"/>
         </w:rPr>
-        <w:t xml:space="preserve">일일 이용자 약 1,500명, 운영 시간 09:00~18:00을 기준으로 </w:t>
+        <w:t>사용자 요청에 따라 파일 첨부, 필요 시 DeDRM, 파싱·OCR·임베딩 요청, 긴 문서 초안 작성, DOCX/PPTX 조립·미리보기·다운로드를 포함했다. 기존 검색·짧은 답변 중심의 38 vCPU·268GiB 합계를 이번 산정에 사용하지 않는다. Milvus의 CPU·RAM·디스크·보조 서비스는 모두 재산정 대상에서 제외했다.</w:t>
+      </w:r>
+    </w:p>
+    <w:p>
+      <w:r>
+        <w:rPr>
+          <w:b/>
+        </w:rPr>
+        <w:t>보수 준비 목표 5요청/초에서 애플리케이션·CPU 작업자·DB 등 역할별 할당 합계는 354 vCPU / 804GiB다.</w:t>
+      </w:r>
+      <w:r>
+        <w:rPr>
+          <w:b w:val="0"/>
+        </w:rPr>
+        <w:t xml:space="preserve"> OS·플랫폼 예약 20%까지 별도로 확보하면 기반 호스트 풀은 최소 443 vCPU / 1005GiB가 필요하다. 현재 스냅샷의 편성 예산은 </w:t>
       </w:r>
       <w:r>
         <w:rPr>
           <w:b/>
         </w:rPr>
-        <w:t>FastAPI 2 vCPU·4GiB × 3레플리카</w:t>
+        <w:t>448 vCPU / 1,024GiB 이상</w:t>
       </w:r>
       <w:r>
         <w:rPr>
           <w:b w:val="0"/>
         </w:rPr>
-        <w:t xml:space="preserve">, </w:t>
+        <w:t>으로 올려 잡는다. VM/컨테이너 풀 합계이며 물리 서버 대수·물리 코어 수가 아니다.</w:t>
+      </w:r>
+    </w:p>
+    <w:tbl>
+      <w:tblPr>
+        <w:tblStyle w:val="TableGrid"/>
+        <w:tblW w:type="auto" w:w="0"/>
+        <w:tblLayout w:type="fixed"/>
+        <w:tblLook w:firstColumn="1" w:firstRow="1" w:lastColumn="0" w:lastRow="0" w:noHBand="0" w:noVBand="1" w:val="04A0"/>
+      </w:tblPr>
+      <w:tblGrid>
+        <w:gridCol w:w="4706"/>
+        <w:gridCol w:w="4706"/>
+      </w:tblGrid>
+      <w:tr>
+        <w:trPr>
+          <w:cantSplit/>
+          <w:tblHeader/>
+        </w:trPr>
+        <w:tc>
+          <w:tcPr>
+            <w:tcW w:type="dxa" w:w="4706"/>
+            <w:shd w:fill="4747B3"/>
+          </w:tcPr>
+          <w:p>
+            <w:pPr>
+              <w:spacing w:after="60" w:before="60" w:line="264" w:lineRule="auto"/>
+            </w:pPr>
+            <w:r>
+              <w:rPr>
+                <w:b/>
+                <w:color w:val="FFFFFF"/>
+                <w:sz w:val="18"/>
+              </w:rPr>
+              <w:t>별도 준비 항목</w:t>
+            </w:r>
+          </w:p>
+        </w:tc>
+        <w:tc>
+          <w:tcPr>
+            <w:tcW w:type="dxa" w:w="4706"/>
+            <w:shd w:fill="4747B3"/>
+          </w:tcPr>
+          <w:p>
+            <w:pPr>
+              <w:spacing w:after="60" w:before="60" w:line="264" w:lineRule="auto"/>
+            </w:pPr>
+            <w:r>
+              <w:rPr>
+                <w:b/>
+                <w:color w:val="FFFFFF"/>
+                <w:sz w:val="18"/>
+              </w:rPr>
+              <w:t>보수 계획량</w:t>
+            </w:r>
+          </w:p>
+        </w:tc>
+      </w:tr>
+      <w:tr>
+        <w:trPr>
+          <w:cantSplit/>
+        </w:trPr>
+        <w:tc>
+          <w:tcPr>
+            <w:tcW w:type="dxa" w:w="4706"/>
+          </w:tcPr>
+          <w:p>
+            <w:pPr>
+              <w:spacing w:after="60" w:before="60" w:line="264" w:lineRule="auto"/>
+            </w:pPr>
+            <w:r>
+              <w:rPr>
+                <w:b w:val="0"/>
+                <w:sz w:val="18"/>
+              </w:rPr>
+              <w:t>신규 첨부·결과·메타·백업 논리 저장소</w:t>
+            </w:r>
+          </w:p>
+        </w:tc>
+        <w:tc>
+          <w:tcPr>
+            <w:tcW w:type="dxa" w:w="4706"/>
+          </w:tcPr>
+          <w:p>
+            <w:pPr>
+              <w:spacing w:after="60" w:before="60" w:line="264" w:lineRule="auto"/>
+            </w:pPr>
+            <w:r>
+              <w:rPr>
+                <w:b w:val="0"/>
+                <w:sz w:val="18"/>
+              </w:rPr>
+              <w:t>22.77TiB → 24TiB 준비</w:t>
+            </w:r>
+          </w:p>
+        </w:tc>
+      </w:tr>
+      <w:tr>
+        <w:trPr>
+          <w:cantSplit/>
+        </w:trPr>
+        <w:tc>
+          <w:tcPr>
+            <w:tcW w:type="dxa" w:w="4706"/>
+            <w:shd w:fill="F3F3FA"/>
+          </w:tcPr>
+          <w:p>
+            <w:pPr>
+              <w:spacing w:after="60" w:before="60" w:line="264" w:lineRule="auto"/>
+            </w:pPr>
+            <w:r>
+              <w:rPr>
+                <w:b w:val="0"/>
+                <w:sz w:val="18"/>
+              </w:rPr>
+              <w:t>파일 작업자 로컬 임시 SSD</w:t>
+            </w:r>
+          </w:p>
+        </w:tc>
+        <w:tc>
+          <w:tcPr>
+            <w:tcW w:type="dxa" w:w="4706"/>
+            <w:shd w:fill="F3F3FA"/>
+          </w:tcPr>
+          <w:p>
+            <w:pPr>
+              <w:spacing w:after="60" w:before="60" w:line="264" w:lineRule="auto"/>
+            </w:pPr>
+            <w:r>
+              <w:rPr>
+                <w:b w:val="0"/>
+                <w:sz w:val="18"/>
+              </w:rPr>
+              <w:t>역할별 합계 2,900GiB, OS·DB 디스크 별도</w:t>
+            </w:r>
+          </w:p>
+        </w:tc>
+      </w:tr>
+      <w:tr>
+        <w:trPr>
+          <w:cantSplit/>
+        </w:trPr>
+        <w:tc>
+          <w:tcPr>
+            <w:tcW w:type="dxa" w:w="4706"/>
+          </w:tcPr>
+          <w:p>
+            <w:pPr>
+              <w:spacing w:after="60" w:before="60" w:line="264" w:lineRule="auto"/>
+            </w:pPr>
+            <w:r>
+              <w:rPr>
+                <w:b w:val="0"/>
+                <w:sz w:val="18"/>
+              </w:rPr>
+              <w:t>사내 LLM 온라인 쿼터</w:t>
+            </w:r>
+          </w:p>
+        </w:tc>
+        <w:tc>
+          <w:tcPr>
+            <w:tcW w:type="dxa" w:w="4706"/>
+          </w:tcPr>
+          <w:p>
+            <w:pPr>
+              <w:spacing w:after="60" w:before="60" w:line="264" w:lineRule="auto"/>
+            </w:pPr>
+            <w:r>
+              <w:rPr>
+                <w:b w:val="0"/>
+                <w:sz w:val="18"/>
+              </w:rPr>
+              <w:t>동시 1,300 / 924 RPM / 합산 6,644,000 TPM</w:t>
+            </w:r>
+          </w:p>
+        </w:tc>
+      </w:tr>
+      <w:tr>
+        <w:trPr>
+          <w:cantSplit/>
+        </w:trPr>
+        <w:tc>
+          <w:tcPr>
+            <w:tcW w:type="dxa" w:w="4706"/>
+            <w:shd w:fill="F3F3FA"/>
+          </w:tcPr>
+          <w:p>
+            <w:pPr>
+              <w:spacing w:after="60" w:before="60" w:line="264" w:lineRule="auto"/>
+            </w:pPr>
+            <w:r>
+              <w:rPr>
+                <w:b w:val="0"/>
+                <w:sz w:val="18"/>
+              </w:rPr>
+              <w:t>사내 임베딩 쿼터</w:t>
+            </w:r>
+          </w:p>
+        </w:tc>
+        <w:tc>
+          <w:tcPr>
+            <w:tcW w:type="dxa" w:w="4706"/>
+            <w:shd w:fill="F3F3FA"/>
+          </w:tcPr>
+          <w:p>
+            <w:pPr>
+              <w:spacing w:after="60" w:before="60" w:line="264" w:lineRule="auto"/>
+            </w:pPr>
+            <w:r>
+              <w:rPr>
+                <w:b w:val="0"/>
+                <w:sz w:val="18"/>
+              </w:rPr>
+              <w:t>첨부 900청크/초 + 질의 8.33건/초, 21,675,000 TPM</w:t>
+            </w:r>
+          </w:p>
+        </w:tc>
+      </w:tr>
+    </w:tbl>
+    <w:p>
+      <w:pPr>
+        <w:spacing w:after="0"/>
+      </w:pPr>
+    </w:p>
+    <w:p>
+      <w:r>
+        <w:rPr>
+          <w:b w:val="0"/>
+        </w:rPr>
+        <w:t xml:space="preserve">LLM·임베딩은 사내 추론 서비스를 이용하는 전제다. </w:t>
       </w:r>
       <w:r>
         <w:rPr>
           <w:b/>
         </w:rPr>
-        <w:t>Milvus 검색 복제본 그룹당 16 vCPU·128GiB × 2개</w:t>
+        <w:t>그 추론 서버 CPU/GPU는 위 합계에 포함되지 않는다.</w:t>
       </w:r>
       <w:r>
         <w:rPr>
           <w:b w:val="0"/>
         </w:rPr>
-        <w:t xml:space="preserve">를 검증 시작 사양으로 권장한다. 두 계층의 합계는 </w:t>
+        <w:t xml:space="preserve"> 자체 추론이 필요하면 모델·하드웨어 실측으로 별도 산정한다. 객체 저장소 하드웨어와 네트워크 장비도 역할별 CPU/RAM 합계 밖이다.</w:t>
       </w:r>
+    </w:p>
+    <w:p>
+      <w:pPr>
+        <w:pStyle w:val="Heading2"/>
+      </w:pPr>
       <w:r>
-        <w:rPr>
-          <w:b/>
-        </w:rPr>
-        <w:t>38 vCPU·268GiB</w:t>
-      </w:r>
-      <w:r>
-        <w:rPr>
-          <w:b w:val="0"/>
-        </w:rPr>
-        <w:t>다. 역할별 할당량이며 물리 서버 5대를 의미하지 않는다.</w:t>
+        <w:t>확정 정보와 보수적 가정</w:t>
       </w:r>
     </w:p>
     <w:p>
@@ -83,43 +322,44 @@
         <w:rPr>
           <w:b w:val="0"/>
         </w:rPr>
-        <w:t xml:space="preserve">기준 사용 피크는 </w:t>
+        <w:t xml:space="preserve">확정 입력은 약 1,500명/일, 09~18시 9시간, Milvus 제외 요청이다. 나머지는 실측 전 계획 가정이다. 총 15,000요청/일 중 첨부 비율 30%·첨부당 2파일, 초안 비율 20%를 가정한다. 즉 신규 파일 </w:t>
       </w:r>
       <w:r>
         <w:rPr>
           <w:b/>
         </w:rPr>
-        <w:t>1.157질문/초</w:t>
+        <w:t>9,000개/일</w:t>
       </w:r>
       <w:r>
         <w:rPr>
           <w:b w:val="0"/>
         </w:rPr>
-        <w:t xml:space="preserve">, 높은 사용 피크는 </w:t>
+        <w:t xml:space="preserve">, 초안 </w:t>
       </w:r>
       <w:r>
         <w:rPr>
           <w:b/>
         </w:rPr>
-        <w:t>3.704질문/초</w:t>
+        <w:t>3,000건/일</w:t>
       </w:r>
       <w:r>
         <w:rPr>
           <w:b w:val="0"/>
         </w:rPr>
-        <w:t xml:space="preserve">다. 초기 준비 목표는 </w:t>
+        <w:t>까지 보는 높은 사용량이다. 실제 수요 확인 없이 이 수치를 구매 확정량으로 해석하지 않는다.</w:t>
       </w:r>
+    </w:p>
+    <w:p>
       <w:r>
-        <w:rPr>
-          <w:b/>
-        </w:rPr>
-        <w:t>5질문/초</w:t>
+        <w:br w:type="page"/>
       </w:r>
+    </w:p>
+    <w:p>
+      <w:pPr>
+        <w:pStyle w:val="Heading1"/>
+      </w:pPr>
       <w:r>
-        <w:rPr>
-          <w:b w:val="0"/>
-        </w:rPr>
-        <w:t>로 두되, 실제 처리량은 검색·모델·API 혼합 부하 시험을 통과한 뒤 확정한다. CPU 사양은 QPS만으로 도출된 성능 보장값이 아니라 기존 계획의 검증 시작값이다.</w:t>
+        <w:t>2. 요청·첨부·초안의 부하 가정</w:t>
       </w:r>
     </w:p>
     <w:tbl>
@@ -154,7 +394,7 @@
                 <w:color w:val="FFFFFF"/>
                 <w:sz w:val="18"/>
               </w:rPr>
-              <w:t>요청 항목</w:t>
+              <w:t>항목</w:t>
             </w:r>
           </w:p>
         </w:tc>
@@ -173,7 +413,7 @@
                 <w:color w:val="FFFFFF"/>
                 <w:sz w:val="18"/>
               </w:rPr>
-              <w:t>권장 준비량</w:t>
+              <w:t>가정</w:t>
             </w:r>
           </w:p>
         </w:tc>
@@ -192,7 +432,7 @@
                 <w:color w:val="FFFFFF"/>
                 <w:sz w:val="18"/>
               </w:rPr>
-              <w:t>적용 범위</w:t>
+              <w:t>해석</w:t>
             </w:r>
           </w:p>
         </w:tc>
@@ -214,7 +454,7 @@
                 <w:b w:val="0"/>
                 <w:sz w:val="18"/>
               </w:rPr>
-              <w:t>API + Milvus 검색</w:t>
+              <w:t>요청 빈도</w:t>
             </w:r>
           </w:p>
         </w:tc>
@@ -231,7 +471,7 @@
                 <w:b w:val="0"/>
                 <w:sz w:val="18"/>
               </w:rPr>
-              <w:t>38 vCPU / 268GiB</w:t>
+              <w:t>1인당 10회/일</w:t>
             </w:r>
           </w:p>
         </w:tc>
@@ -248,7 +488,7 @@
                 <w:b w:val="0"/>
                 <w:sz w:val="18"/>
               </w:rPr>
-              <w:t>DB·배치·Milvus 보조 서비스·OS 제외</w:t>
+              <w:t>검색·답변 또는 초안 생성 요청의 합계</w:t>
             </w:r>
           </w:p>
         </w:tc>
@@ -271,7 +511,7 @@
                 <w:b w:val="0"/>
                 <w:sz w:val="18"/>
               </w:rPr>
-              <w:t>저장소</w:t>
+              <w:t>평균 / 예상 피크</w:t>
             </w:r>
           </w:p>
         </w:tc>
@@ -289,7 +529,7 @@
                 <w:b w:val="0"/>
                 <w:sz w:val="18"/>
               </w:rPr>
-              <w:t>기준 논리 예산 약 1,336.6GiB</w:t>
+              <w:t>0.463 / 3.704 QPS</w:t>
             </w:r>
           </w:p>
         </w:tc>
@@ -307,7 +547,7 @@
                 <w:b w:val="0"/>
                 <w:sz w:val="18"/>
               </w:rPr>
-              <w:t>여러 저장소·백업 합계, 기존 할당분 차감</w:t>
+              <w:t>9시간 평균의 8배</w:t>
             </w:r>
           </w:p>
         </w:tc>
@@ -329,7 +569,7 @@
                 <w:b w:val="0"/>
                 <w:sz w:val="18"/>
               </w:rPr>
-              <w:t>GLM 기준 사용</w:t>
+              <w:t>준비 / 집중 시험</w:t>
             </w:r>
           </w:p>
         </w:tc>
@@ -346,7 +586,7 @@
                 <w:b w:val="0"/>
                 <w:sz w:val="18"/>
               </w:rPr>
-              <w:t>동시 40개 / 79 RPM / 343,750 TPM</w:t>
+              <w:t>5 / 10 QPS</w:t>
             </w:r>
           </w:p>
         </w:tc>
@@ -363,7 +603,7 @@
                 <w:b w:val="0"/>
                 <w:sz w:val="18"/>
               </w:rPr>
-              <w:t>생성 비율 75%, 평균 모델 점유 30초</w:t>
+              <w:t>피크를 9시간 내내 유지하는 일일량은 아님</w:t>
             </w:r>
           </w:p>
         </w:tc>
@@ -386,7 +626,7 @@
                 <w:b w:val="0"/>
                 <w:sz w:val="18"/>
               </w:rPr>
-              <w:t>GLM 오픈 준비</w:t>
+              <w:t>첨부</w:t>
             </w:r>
           </w:p>
         </w:tc>
@@ -404,7 +644,7 @@
                 <w:b w:val="0"/>
                 <w:sz w:val="18"/>
               </w:rPr>
-              <w:t>동시 225개 / 450 RPM / 1,980,000 TPM</w:t>
+              <w:t>30%, 2개 × 10MB</w:t>
             </w:r>
           </w:p>
         </w:tc>
@@ -422,76 +662,7 @@
                 <w:b w:val="0"/>
                 <w:sz w:val="18"/>
               </w:rPr>
-              <w:t>5질문/초, 생성 비율 100%, 평균 30초</w:t>
-            </w:r>
-          </w:p>
-        </w:tc>
-      </w:tr>
-    </w:tbl>
-    <w:p>
-      <w:pPr>
-        <w:spacing w:after="0"/>
-      </w:pPr>
-    </w:p>
-    <w:p>
-      <w:pPr>
-        <w:pStyle w:val="Heading2"/>
-      </w:pPr>
-      <w:r>
-        <w:t>2. 입력과 적용 범위</w:t>
-      </w:r>
-    </w:p>
-    <w:tbl>
-      <w:tblPr>
-        <w:tblStyle w:val="TableGrid"/>
-        <w:tblW w:type="auto" w:w="0"/>
-        <w:tblLayout w:type="fixed"/>
-        <w:tblLook w:firstColumn="1" w:firstRow="1" w:lastColumn="0" w:lastRow="0" w:noHBand="0" w:noVBand="1" w:val="04A0"/>
-      </w:tblPr>
-      <w:tblGrid>
-        <w:gridCol w:w="4706"/>
-        <w:gridCol w:w="4706"/>
-      </w:tblGrid>
-      <w:tr>
-        <w:trPr>
-          <w:cantSplit/>
-          <w:tblHeader/>
-        </w:trPr>
-        <w:tc>
-          <w:tcPr>
-            <w:tcW w:type="dxa" w:w="4706"/>
-            <w:shd w:fill="4747B3"/>
-          </w:tcPr>
-          <w:p>
-            <w:pPr>
-              <w:spacing w:after="60" w:before="60" w:line="264" w:lineRule="auto"/>
-            </w:pPr>
-            <w:r>
-              <w:rPr>
-                <w:b/>
-                <w:color w:val="FFFFFF"/>
-                <w:sz w:val="18"/>
-              </w:rPr>
-              <w:t>항목</w:t>
-            </w:r>
-          </w:p>
-        </w:tc>
-        <w:tc>
-          <w:tcPr>
-            <w:tcW w:type="dxa" w:w="4706"/>
-            <w:shd w:fill="4747B3"/>
-          </w:tcPr>
-          <w:p>
-            <w:pPr>
-              <w:spacing w:after="60" w:before="60" w:line="264" w:lineRule="auto"/>
-            </w:pPr>
-            <w:r>
-              <w:rPr>
-                <w:b/>
-                <w:color w:val="FFFFFF"/>
-                <w:sz w:val="18"/>
-              </w:rPr>
-              <w:t>입력 및 해석</w:t>
+              <w:t>파일당 평균 30페이지</w:t>
             </w:r>
           </w:p>
         </w:tc>
@@ -502,7 +673,7 @@
         </w:trPr>
         <w:tc>
           <w:tcPr>
-            <w:tcW w:type="dxa" w:w="4706"/>
+            <w:tcW w:type="dxa" w:w="2268"/>
           </w:tcPr>
           <w:p>
             <w:pPr>
@@ -513,13 +684,13 @@
                 <w:b w:val="0"/>
                 <w:sz w:val="18"/>
               </w:rPr>
-              <w:t>예상 이용자·운영 시간</w:t>
+              <w:t>DeDRM / OCR</w:t>
             </w:r>
           </w:p>
         </w:tc>
         <w:tc>
           <w:tcPr>
-            <w:tcW w:type="dxa" w:w="4706"/>
+            <w:tcW w:type="dxa" w:w="2835"/>
           </w:tcPr>
           <w:p>
             <w:pPr>
@@ -530,7 +701,24 @@
                 <w:b w:val="0"/>
                 <w:sz w:val="18"/>
               </w:rPr>
-              <w:t>1,500명/일, 9시간/일. 동시접속 1,500명이 아님</w:t>
+              <w:t>파일 50% / 페이지 50%</w:t>
+            </w:r>
+          </w:p>
+        </w:tc>
+        <w:tc>
+          <w:tcPr>
+            <w:tcW w:type="dxa" w:w="4309"/>
+          </w:tcPr>
+          <w:p>
+            <w:pPr>
+              <w:spacing w:after="60" w:before="60" w:line="264" w:lineRule="auto"/>
+            </w:pPr>
+            <w:r>
+              <w:rPr>
+                <w:b w:val="0"/>
+                <w:sz w:val="18"/>
+              </w:rPr>
+              <w:t>서로 독립 비율, 같은 파일에서 모두 수행 가능</w:t>
             </w:r>
           </w:p>
         </w:tc>
@@ -541,7 +729,7 @@
         </w:trPr>
         <w:tc>
           <w:tcPr>
-            <w:tcW w:type="dxa" w:w="4706"/>
+            <w:tcW w:type="dxa" w:w="2268"/>
             <w:shd w:fill="F3F3FA"/>
           </w:tcPr>
           <w:p>
@@ -553,13 +741,13 @@
                 <w:b w:val="0"/>
                 <w:sz w:val="18"/>
               </w:rPr>
-              <w:t>보유 문서</w:t>
+              <w:t>문서 초안</w:t>
             </w:r>
           </w:p>
         </w:tc>
         <w:tc>
           <w:tcPr>
-            <w:tcW w:type="dxa" w:w="4706"/>
+            <w:tcW w:type="dxa" w:w="2835"/>
             <w:shd w:fill="F3F3FA"/>
           </w:tcPr>
           <w:p>
@@ -571,57 +759,13 @@
                 <w:b w:val="0"/>
                 <w:sz w:val="18"/>
               </w:rPr>
-              <w:t>DeDRM 완료 약 61,000건, 약 95GB</w:t>
-            </w:r>
-          </w:p>
-        </w:tc>
-      </w:tr>
-      <w:tr>
-        <w:trPr>
-          <w:cantSplit/>
-        </w:trPr>
-        <w:tc>
-          <w:tcPr>
-            <w:tcW w:type="dxa" w:w="4706"/>
-          </w:tcPr>
-          <w:p>
-            <w:pPr>
-              <w:spacing w:after="60" w:before="60" w:line="264" w:lineRule="auto"/>
-            </w:pPr>
-            <w:r>
-              <w:rPr>
-                <w:b w:val="0"/>
-                <w:sz w:val="18"/>
-              </w:rPr>
-              <w:t>완료 청크</w:t>
+              <w:t>20%, DOCX 60% / PPTX 40%</w:t>
             </w:r>
           </w:p>
         </w:tc>
         <w:tc>
           <w:tcPr>
-            <w:tcW w:type="dxa" w:w="4706"/>
-          </w:tcPr>
-          <w:p>
-            <w:pPr>
-              <w:spacing w:after="60" w:before="60" w:line="264" w:lineRule="auto"/>
-            </w:pPr>
-            <w:r>
-              <w:rPr>
-                <w:b w:val="0"/>
-                <w:sz w:val="18"/>
-              </w:rPr>
-              <w:t>7,585,436개, 2026-09-15 임베딩 대상 전량 완료</w:t>
-            </w:r>
-          </w:p>
-        </w:tc>
-      </w:tr>
-      <w:tr>
-        <w:trPr>
-          <w:cantSplit/>
-        </w:trPr>
-        <w:tc>
-          <w:tcPr>
-            <w:tcW w:type="dxa" w:w="4706"/>
+            <w:tcW w:type="dxa" w:w="4309"/>
             <w:shd w:fill="F3F3FA"/>
           </w:tcPr>
           <w:p>
@@ -633,14 +777,18 @@
                 <w:b w:val="0"/>
                 <w:sz w:val="18"/>
               </w:rPr>
-              <w:t>임베딩·유사도</w:t>
+              <w:t>DOCX 10쪽 / PPTX 20장</w:t>
             </w:r>
           </w:p>
         </w:tc>
+      </w:tr>
+      <w:tr>
+        <w:trPr>
+          <w:cantSplit/>
+        </w:trPr>
         <w:tc>
           <w:tcPr>
-            <w:tcW w:type="dxa" w:w="4706"/>
-            <w:shd w:fill="F3F3FA"/>
+            <w:tcW w:type="dxa" w:w="2268"/>
           </w:tcPr>
           <w:p>
             <w:pPr>
@@ -651,18 +799,13 @@
                 <w:b w:val="0"/>
                 <w:sz w:val="18"/>
               </w:rPr>
-              <w:t>BGE-M3 / COSINE. 표준 dense 1,024차원 [1]</w:t>
+              <w:t>CPU/모델 목표 이용률</w:t>
             </w:r>
           </w:p>
         </w:tc>
-      </w:tr>
-      <w:tr>
-        <w:trPr>
-          <w:cantSplit/>
-        </w:trPr>
         <w:tc>
           <w:tcPr>
-            <w:tcW w:type="dxa" w:w="4706"/>
+            <w:tcW w:type="dxa" w:w="2835"/>
           </w:tcPr>
           <w:p>
             <w:pPr>
@@ -673,13 +816,13 @@
                 <w:b w:val="0"/>
                 <w:sz w:val="18"/>
               </w:rPr>
-              <w:t>저장·적재 가정</w:t>
+              <w:t>60%</w:t>
             </w:r>
           </w:p>
         </w:tc>
         <w:tc>
           <w:tcPr>
-            <w:tcW w:type="dxa" w:w="4706"/>
+            <w:tcW w:type="dxa" w:w="4309"/>
           </w:tcPr>
           <w:p>
             <w:pPr>
@@ -690,7 +833,7 @@
                 <w:b w:val="0"/>
                 <w:sz w:val="18"/>
               </w:rPr>
-              <w:t>float32, 청크당 dense 1개, 전체 검색 데이터 load</w:t>
+              <w:t>평균 작업 비용 기준에 40% 비점유 여유</w:t>
             </w:r>
           </w:p>
         </w:tc>
@@ -706,735 +849,7 @@
         <w:rPr>
           <w:b w:val="0"/>
         </w:rPr>
-        <w:t>이 문서는 저장소의 확인된 입력과 계획 가정을 구분해 정리한 추정안이다. 사내 GLM 실제 쿼터·서버 벤치마크·Milvus 설치 버전은 미확인이다. GPU 대수, 전체 시스템 물리 서버 대수, 구매 비용은 이 자료만으로 확정하지 않는다. GB=10⁹ bytes, GiB=2³⁰ bytes, TiB=1,024GiB를 사용한다.</w:t>
-      </w:r>
-    </w:p>
-    <w:p>
-      <w:r>
-        <w:br w:type="page"/>
-      </w:r>
-    </w:p>
-    <w:p>
-      <w:pPr>
-        <w:pStyle w:val="Heading1"/>
-      </w:pPr>
-      <w:r>
-        <w:t>3. 트래픽 시나리오와 준비 목표</w:t>
-      </w:r>
-    </w:p>
-    <w:tbl>
-      <w:tblPr>
-        <w:tblStyle w:val="TableGrid"/>
-        <w:tblW w:type="auto" w:w="0"/>
-        <w:tblLayout w:type="fixed"/>
-        <w:tblLook w:firstColumn="1" w:firstRow="1" w:lastColumn="0" w:lastRow="0" w:noHBand="0" w:noVBand="1" w:val="04A0"/>
-      </w:tblPr>
-      <w:tblGrid>
-        <w:gridCol w:w="2948"/>
-        <w:gridCol w:w="2154"/>
-        <w:gridCol w:w="2154"/>
-        <w:gridCol w:w="2154"/>
-      </w:tblGrid>
-      <w:tr>
-        <w:trPr>
-          <w:cantSplit/>
-          <w:tblHeader/>
-        </w:trPr>
-        <w:tc>
-          <w:tcPr>
-            <w:tcW w:type="dxa" w:w="2948"/>
-            <w:shd w:fill="4747B3"/>
-          </w:tcPr>
-          <w:p>
-            <w:pPr>
-              <w:spacing w:after="60" w:before="60" w:line="264" w:lineRule="auto"/>
-            </w:pPr>
-            <w:r>
-              <w:rPr>
-                <w:b/>
-                <w:color w:val="FFFFFF"/>
-                <w:sz w:val="18"/>
-              </w:rPr>
-              <w:t>지표</w:t>
-            </w:r>
-          </w:p>
-        </w:tc>
-        <w:tc>
-          <w:tcPr>
-            <w:tcW w:type="dxa" w:w="2154"/>
-            <w:shd w:fill="4747B3"/>
-          </w:tcPr>
-          <w:p>
-            <w:pPr>
-              <w:spacing w:after="60" w:before="60" w:line="264" w:lineRule="auto"/>
-            </w:pPr>
-            <w:r>
-              <w:rPr>
-                <w:b/>
-                <w:color w:val="FFFFFF"/>
-                <w:sz w:val="18"/>
-              </w:rPr>
-              <w:t>낮음</w:t>
-            </w:r>
-          </w:p>
-        </w:tc>
-        <w:tc>
-          <w:tcPr>
-            <w:tcW w:type="dxa" w:w="2154"/>
-            <w:shd w:fill="4747B3"/>
-          </w:tcPr>
-          <w:p>
-            <w:pPr>
-              <w:spacing w:after="60" w:before="60" w:line="264" w:lineRule="auto"/>
-            </w:pPr>
-            <w:r>
-              <w:rPr>
-                <w:b/>
-                <w:color w:val="FFFFFF"/>
-                <w:sz w:val="18"/>
-              </w:rPr>
-              <w:t>기준</w:t>
-            </w:r>
-          </w:p>
-        </w:tc>
-        <w:tc>
-          <w:tcPr>
-            <w:tcW w:type="dxa" w:w="2154"/>
-            <w:shd w:fill="4747B3"/>
-          </w:tcPr>
-          <w:p>
-            <w:pPr>
-              <w:spacing w:after="60" w:before="60" w:line="264" w:lineRule="auto"/>
-            </w:pPr>
-            <w:r>
-              <w:rPr>
-                <w:b/>
-                <w:color w:val="FFFFFF"/>
-                <w:sz w:val="18"/>
-              </w:rPr>
-              <w:t>높음</w:t>
-            </w:r>
-          </w:p>
-        </w:tc>
-      </w:tr>
-      <w:tr>
-        <w:trPr>
-          <w:cantSplit/>
-        </w:trPr>
-        <w:tc>
-          <w:tcPr>
-            <w:tcW w:type="dxa" w:w="2948"/>
-          </w:tcPr>
-          <w:p>
-            <w:pPr>
-              <w:spacing w:after="60" w:before="60" w:line="264" w:lineRule="auto"/>
-            </w:pPr>
-            <w:r>
-              <w:rPr>
-                <w:b w:val="0"/>
-                <w:sz w:val="18"/>
-              </w:rPr>
-              <w:t>1인당 질문/일</w:t>
-            </w:r>
-          </w:p>
-        </w:tc>
-        <w:tc>
-          <w:tcPr>
-            <w:tcW w:type="dxa" w:w="2154"/>
-          </w:tcPr>
-          <w:p>
-            <w:pPr>
-              <w:spacing w:after="60" w:before="60" w:line="264" w:lineRule="auto"/>
-            </w:pPr>
-            <w:r>
-              <w:rPr>
-                <w:b w:val="0"/>
-                <w:sz w:val="18"/>
-              </w:rPr>
-              <w:t>3</w:t>
-            </w:r>
-          </w:p>
-        </w:tc>
-        <w:tc>
-          <w:tcPr>
-            <w:tcW w:type="dxa" w:w="2154"/>
-          </w:tcPr>
-          <w:p>
-            <w:pPr>
-              <w:spacing w:after="60" w:before="60" w:line="264" w:lineRule="auto"/>
-            </w:pPr>
-            <w:r>
-              <w:rPr>
-                <w:b w:val="0"/>
-                <w:sz w:val="18"/>
-              </w:rPr>
-              <w:t>5</w:t>
-            </w:r>
-          </w:p>
-        </w:tc>
-        <w:tc>
-          <w:tcPr>
-            <w:tcW w:type="dxa" w:w="2154"/>
-          </w:tcPr>
-          <w:p>
-            <w:pPr>
-              <w:spacing w:after="60" w:before="60" w:line="264" w:lineRule="auto"/>
-            </w:pPr>
-            <w:r>
-              <w:rPr>
-                <w:b w:val="0"/>
-                <w:sz w:val="18"/>
-              </w:rPr>
-              <w:t>10</w:t>
-            </w:r>
-          </w:p>
-        </w:tc>
-      </w:tr>
-      <w:tr>
-        <w:trPr>
-          <w:cantSplit/>
-        </w:trPr>
-        <w:tc>
-          <w:tcPr>
-            <w:tcW w:type="dxa" w:w="2948"/>
-            <w:shd w:fill="F3F3FA"/>
-          </w:tcPr>
-          <w:p>
-            <w:pPr>
-              <w:spacing w:after="60" w:before="60" w:line="264" w:lineRule="auto"/>
-            </w:pPr>
-            <w:r>
-              <w:rPr>
-                <w:b w:val="0"/>
-                <w:sz w:val="18"/>
-              </w:rPr>
-              <w:t>하루 질문</w:t>
-            </w:r>
-          </w:p>
-        </w:tc>
-        <w:tc>
-          <w:tcPr>
-            <w:tcW w:type="dxa" w:w="2154"/>
-            <w:shd w:fill="F3F3FA"/>
-          </w:tcPr>
-          <w:p>
-            <w:pPr>
-              <w:spacing w:after="60" w:before="60" w:line="264" w:lineRule="auto"/>
-            </w:pPr>
-            <w:r>
-              <w:rPr>
-                <w:b w:val="0"/>
-                <w:sz w:val="18"/>
-              </w:rPr>
-              <w:t>4,500</w:t>
-            </w:r>
-          </w:p>
-        </w:tc>
-        <w:tc>
-          <w:tcPr>
-            <w:tcW w:type="dxa" w:w="2154"/>
-            <w:shd w:fill="F3F3FA"/>
-          </w:tcPr>
-          <w:p>
-            <w:pPr>
-              <w:spacing w:after="60" w:before="60" w:line="264" w:lineRule="auto"/>
-            </w:pPr>
-            <w:r>
-              <w:rPr>
-                <w:b w:val="0"/>
-                <w:sz w:val="18"/>
-              </w:rPr>
-              <w:t>7,500</w:t>
-            </w:r>
-          </w:p>
-        </w:tc>
-        <w:tc>
-          <w:tcPr>
-            <w:tcW w:type="dxa" w:w="2154"/>
-            <w:shd w:fill="F3F3FA"/>
-          </w:tcPr>
-          <w:p>
-            <w:pPr>
-              <w:spacing w:after="60" w:before="60" w:line="264" w:lineRule="auto"/>
-            </w:pPr>
-            <w:r>
-              <w:rPr>
-                <w:b w:val="0"/>
-                <w:sz w:val="18"/>
-              </w:rPr>
-              <w:t>15,000</w:t>
-            </w:r>
-          </w:p>
-        </w:tc>
-      </w:tr>
-      <w:tr>
-        <w:trPr>
-          <w:cantSplit/>
-        </w:trPr>
-        <w:tc>
-          <w:tcPr>
-            <w:tcW w:type="dxa" w:w="2948"/>
-          </w:tcPr>
-          <w:p>
-            <w:pPr>
-              <w:spacing w:after="60" w:before="60" w:line="264" w:lineRule="auto"/>
-            </w:pPr>
-            <w:r>
-              <w:rPr>
-                <w:b w:val="0"/>
-                <w:sz w:val="18"/>
-              </w:rPr>
-              <w:t>9시간 평균 QPS</w:t>
-            </w:r>
-          </w:p>
-        </w:tc>
-        <w:tc>
-          <w:tcPr>
-            <w:tcW w:type="dxa" w:w="2154"/>
-          </w:tcPr>
-          <w:p>
-            <w:pPr>
-              <w:spacing w:after="60" w:before="60" w:line="264" w:lineRule="auto"/>
-            </w:pPr>
-            <w:r>
-              <w:rPr>
-                <w:b w:val="0"/>
-                <w:sz w:val="18"/>
-              </w:rPr>
-              <w:t>0.139</w:t>
-            </w:r>
-          </w:p>
-        </w:tc>
-        <w:tc>
-          <w:tcPr>
-            <w:tcW w:type="dxa" w:w="2154"/>
-          </w:tcPr>
-          <w:p>
-            <w:pPr>
-              <w:spacing w:after="60" w:before="60" w:line="264" w:lineRule="auto"/>
-            </w:pPr>
-            <w:r>
-              <w:rPr>
-                <w:b w:val="0"/>
-                <w:sz w:val="18"/>
-              </w:rPr>
-              <w:t>0.231</w:t>
-            </w:r>
-          </w:p>
-        </w:tc>
-        <w:tc>
-          <w:tcPr>
-            <w:tcW w:type="dxa" w:w="2154"/>
-          </w:tcPr>
-          <w:p>
-            <w:pPr>
-              <w:spacing w:after="60" w:before="60" w:line="264" w:lineRule="auto"/>
-            </w:pPr>
-            <w:r>
-              <w:rPr>
-                <w:b w:val="0"/>
-                <w:sz w:val="18"/>
-              </w:rPr>
-              <w:t>0.463</w:t>
-            </w:r>
-          </w:p>
-        </w:tc>
-      </w:tr>
-      <w:tr>
-        <w:trPr>
-          <w:cantSplit/>
-        </w:trPr>
-        <w:tc>
-          <w:tcPr>
-            <w:tcW w:type="dxa" w:w="2948"/>
-            <w:shd w:fill="F3F3FA"/>
-          </w:tcPr>
-          <w:p>
-            <w:pPr>
-              <w:spacing w:after="60" w:before="60" w:line="264" w:lineRule="auto"/>
-            </w:pPr>
-            <w:r>
-              <w:rPr>
-                <w:b w:val="0"/>
-                <w:sz w:val="18"/>
-              </w:rPr>
-              <w:t>피크 배수</w:t>
-            </w:r>
-          </w:p>
-        </w:tc>
-        <w:tc>
-          <w:tcPr>
-            <w:tcW w:type="dxa" w:w="2154"/>
-            <w:shd w:fill="F3F3FA"/>
-          </w:tcPr>
-          <w:p>
-            <w:pPr>
-              <w:spacing w:after="60" w:before="60" w:line="264" w:lineRule="auto"/>
-            </w:pPr>
-            <w:r>
-              <w:rPr>
-                <w:b w:val="0"/>
-                <w:sz w:val="18"/>
-              </w:rPr>
-              <w:t>3</w:t>
-            </w:r>
-          </w:p>
-        </w:tc>
-        <w:tc>
-          <w:tcPr>
-            <w:tcW w:type="dxa" w:w="2154"/>
-            <w:shd w:fill="F3F3FA"/>
-          </w:tcPr>
-          <w:p>
-            <w:pPr>
-              <w:spacing w:after="60" w:before="60" w:line="264" w:lineRule="auto"/>
-            </w:pPr>
-            <w:r>
-              <w:rPr>
-                <w:b w:val="0"/>
-                <w:sz w:val="18"/>
-              </w:rPr>
-              <w:t>5</w:t>
-            </w:r>
-          </w:p>
-        </w:tc>
-        <w:tc>
-          <w:tcPr>
-            <w:tcW w:type="dxa" w:w="2154"/>
-            <w:shd w:fill="F3F3FA"/>
-          </w:tcPr>
-          <w:p>
-            <w:pPr>
-              <w:spacing w:after="60" w:before="60" w:line="264" w:lineRule="auto"/>
-            </w:pPr>
-            <w:r>
-              <w:rPr>
-                <w:b w:val="0"/>
-                <w:sz w:val="18"/>
-              </w:rPr>
-              <w:t>8</w:t>
-            </w:r>
-          </w:p>
-        </w:tc>
-      </w:tr>
-      <w:tr>
-        <w:trPr>
-          <w:cantSplit/>
-        </w:trPr>
-        <w:tc>
-          <w:tcPr>
-            <w:tcW w:type="dxa" w:w="2948"/>
-          </w:tcPr>
-          <w:p>
-            <w:pPr>
-              <w:spacing w:after="60" w:before="60" w:line="264" w:lineRule="auto"/>
-            </w:pPr>
-            <w:r>
-              <w:rPr>
-                <w:b w:val="0"/>
-                <w:sz w:val="18"/>
-              </w:rPr>
-              <w:t>피크 QPS</w:t>
-            </w:r>
-          </w:p>
-        </w:tc>
-        <w:tc>
-          <w:tcPr>
-            <w:tcW w:type="dxa" w:w="2154"/>
-          </w:tcPr>
-          <w:p>
-            <w:pPr>
-              <w:spacing w:after="60" w:before="60" w:line="264" w:lineRule="auto"/>
-            </w:pPr>
-            <w:r>
-              <w:rPr>
-                <w:b w:val="0"/>
-                <w:sz w:val="18"/>
-              </w:rPr>
-              <w:t>0.417</w:t>
-            </w:r>
-          </w:p>
-        </w:tc>
-        <w:tc>
-          <w:tcPr>
-            <w:tcW w:type="dxa" w:w="2154"/>
-          </w:tcPr>
-          <w:p>
-            <w:pPr>
-              <w:spacing w:after="60" w:before="60" w:line="264" w:lineRule="auto"/>
-            </w:pPr>
-            <w:r>
-              <w:rPr>
-                <w:b w:val="0"/>
-                <w:sz w:val="18"/>
-              </w:rPr>
-              <w:t>1.157</w:t>
-            </w:r>
-          </w:p>
-        </w:tc>
-        <w:tc>
-          <w:tcPr>
-            <w:tcW w:type="dxa" w:w="2154"/>
-          </w:tcPr>
-          <w:p>
-            <w:pPr>
-              <w:spacing w:after="60" w:before="60" w:line="264" w:lineRule="auto"/>
-            </w:pPr>
-            <w:r>
-              <w:rPr>
-                <w:b w:val="0"/>
-                <w:sz w:val="18"/>
-              </w:rPr>
-              <w:t>3.704</w:t>
-            </w:r>
-          </w:p>
-        </w:tc>
-      </w:tr>
-      <w:tr>
-        <w:trPr>
-          <w:cantSplit/>
-        </w:trPr>
-        <w:tc>
-          <w:tcPr>
-            <w:tcW w:type="dxa" w:w="2948"/>
-            <w:shd w:fill="F3F3FA"/>
-          </w:tcPr>
-          <w:p>
-            <w:pPr>
-              <w:spacing w:after="60" w:before="60" w:line="264" w:lineRule="auto"/>
-            </w:pPr>
-            <w:r>
-              <w:rPr>
-                <w:b w:val="0"/>
-                <w:sz w:val="18"/>
-              </w:rPr>
-              <w:t>피크 질문/분</w:t>
-            </w:r>
-          </w:p>
-        </w:tc>
-        <w:tc>
-          <w:tcPr>
-            <w:tcW w:type="dxa" w:w="2154"/>
-            <w:shd w:fill="F3F3FA"/>
-          </w:tcPr>
-          <w:p>
-            <w:pPr>
-              <w:spacing w:after="60" w:before="60" w:line="264" w:lineRule="auto"/>
-            </w:pPr>
-            <w:r>
-              <w:rPr>
-                <w:b w:val="0"/>
-                <w:sz w:val="18"/>
-              </w:rPr>
-              <w:t>25.0</w:t>
-            </w:r>
-          </w:p>
-        </w:tc>
-        <w:tc>
-          <w:tcPr>
-            <w:tcW w:type="dxa" w:w="2154"/>
-            <w:shd w:fill="F3F3FA"/>
-          </w:tcPr>
-          <w:p>
-            <w:pPr>
-              <w:spacing w:after="60" w:before="60" w:line="264" w:lineRule="auto"/>
-            </w:pPr>
-            <w:r>
-              <w:rPr>
-                <w:b w:val="0"/>
-                <w:sz w:val="18"/>
-              </w:rPr>
-              <w:t>69.4</w:t>
-            </w:r>
-          </w:p>
-        </w:tc>
-        <w:tc>
-          <w:tcPr>
-            <w:tcW w:type="dxa" w:w="2154"/>
-            <w:shd w:fill="F3F3FA"/>
-          </w:tcPr>
-          <w:p>
-            <w:pPr>
-              <w:spacing w:after="60" w:before="60" w:line="264" w:lineRule="auto"/>
-            </w:pPr>
-            <w:r>
-              <w:rPr>
-                <w:b w:val="0"/>
-                <w:sz w:val="18"/>
-              </w:rPr>
-              <w:t>222.2</w:t>
-            </w:r>
-          </w:p>
-        </w:tc>
-      </w:tr>
-      <w:tr>
-        <w:trPr>
-          <w:cantSplit/>
-        </w:trPr>
-        <w:tc>
-          <w:tcPr>
-            <w:tcW w:type="dxa" w:w="2948"/>
-          </w:tcPr>
-          <w:p>
-            <w:pPr>
-              <w:spacing w:after="60" w:before="60" w:line="264" w:lineRule="auto"/>
-            </w:pPr>
-            <w:r>
-              <w:rPr>
-                <w:b w:val="0"/>
-                <w:sz w:val="18"/>
-              </w:rPr>
-              <w:t>생성 답변 비율</w:t>
-            </w:r>
-          </w:p>
-        </w:tc>
-        <w:tc>
-          <w:tcPr>
-            <w:tcW w:type="dxa" w:w="2154"/>
-          </w:tcPr>
-          <w:p>
-            <w:pPr>
-              <w:spacing w:after="60" w:before="60" w:line="264" w:lineRule="auto"/>
-            </w:pPr>
-            <w:r>
-              <w:rPr>
-                <w:b w:val="0"/>
-                <w:sz w:val="18"/>
-              </w:rPr>
-              <w:t>65%</w:t>
-            </w:r>
-          </w:p>
-        </w:tc>
-        <w:tc>
-          <w:tcPr>
-            <w:tcW w:type="dxa" w:w="2154"/>
-          </w:tcPr>
-          <w:p>
-            <w:pPr>
-              <w:spacing w:after="60" w:before="60" w:line="264" w:lineRule="auto"/>
-            </w:pPr>
-            <w:r>
-              <w:rPr>
-                <w:b w:val="0"/>
-                <w:sz w:val="18"/>
-              </w:rPr>
-              <w:t>75%</w:t>
-            </w:r>
-          </w:p>
-        </w:tc>
-        <w:tc>
-          <w:tcPr>
-            <w:tcW w:type="dxa" w:w="2154"/>
-          </w:tcPr>
-          <w:p>
-            <w:pPr>
-              <w:spacing w:after="60" w:before="60" w:line="264" w:lineRule="auto"/>
-            </w:pPr>
-            <w:r>
-              <w:rPr>
-                <w:b w:val="0"/>
-                <w:sz w:val="18"/>
-              </w:rPr>
-              <w:t>85%</w:t>
-            </w:r>
-          </w:p>
-        </w:tc>
-      </w:tr>
-      <w:tr>
-        <w:trPr>
-          <w:cantSplit/>
-        </w:trPr>
-        <w:tc>
-          <w:tcPr>
-            <w:tcW w:type="dxa" w:w="2948"/>
-            <w:shd w:fill="F3F3FA"/>
-          </w:tcPr>
-          <w:p>
-            <w:pPr>
-              <w:spacing w:after="60" w:before="60" w:line="264" w:lineRule="auto"/>
-            </w:pPr>
-            <w:r>
-              <w:rPr>
-                <w:b w:val="0"/>
-                <w:sz w:val="18"/>
-              </w:rPr>
-              <w:t>생성 질문당 평균 호출</w:t>
-            </w:r>
-          </w:p>
-        </w:tc>
-        <w:tc>
-          <w:tcPr>
-            <w:tcW w:type="dxa" w:w="2154"/>
-            <w:shd w:fill="F3F3FA"/>
-          </w:tcPr>
-          <w:p>
-            <w:pPr>
-              <w:spacing w:after="60" w:before="60" w:line="264" w:lineRule="auto"/>
-            </w:pPr>
-            <w:r>
-              <w:rPr>
-                <w:b w:val="0"/>
-                <w:sz w:val="18"/>
-              </w:rPr>
-              <w:t>1.02</w:t>
-            </w:r>
-          </w:p>
-        </w:tc>
-        <w:tc>
-          <w:tcPr>
-            <w:tcW w:type="dxa" w:w="2154"/>
-            <w:shd w:fill="F3F3FA"/>
-          </w:tcPr>
-          <w:p>
-            <w:pPr>
-              <w:spacing w:after="60" w:before="60" w:line="264" w:lineRule="auto"/>
-            </w:pPr>
-            <w:r>
-              <w:rPr>
-                <w:b w:val="0"/>
-                <w:sz w:val="18"/>
-              </w:rPr>
-              <w:t>1.05</w:t>
-            </w:r>
-          </w:p>
-        </w:tc>
-        <w:tc>
-          <w:tcPr>
-            <w:tcW w:type="dxa" w:w="2154"/>
-            <w:shd w:fill="F3F3FA"/>
-          </w:tcPr>
-          <w:p>
-            <w:pPr>
-              <w:spacing w:after="60" w:before="60" w:line="264" w:lineRule="auto"/>
-            </w:pPr>
-            <w:r>
-              <w:rPr>
-                <w:b w:val="0"/>
-                <w:sz w:val="18"/>
-              </w:rPr>
-              <w:t>1.10</w:t>
-            </w:r>
-          </w:p>
-        </w:tc>
-      </w:tr>
-    </w:tbl>
-    <w:p>
-      <w:pPr>
-        <w:spacing w:after="0"/>
-      </w:pPr>
-    </w:p>
-    <w:p>
-      <w:r>
-        <w:rPr>
-          <w:b/>
-        </w:rPr>
-        <w:t>산정식:</w:t>
-      </w:r>
-      <w:r>
-        <w:rPr>
-          <w:b w:val="0"/>
-        </w:rPr>
-        <w:t xml:space="preserve"> 하루 질문 = 일일 이용자 × 1인당 질문 수. 평균 QPS = 하루 질문 ÷ 32,400초. 피크 QPS = 평균 QPS × 피크 배수. 질문 빈도·집중도·생성 비율은 실측 전 가정이다.</w:t>
+        <w:t>일반 답변과 초안 요청은 각각 80%·20%로 배타적이다. 첨부 30%는 두 요청 종류에 걸쳐 겹칠 수 있는 속성이다. 따라서 첨부를 제3의 별도 요청으로 더하지 않으며, 초안에 대해 일반 채팅 생성 호출을 중복 가산하지 않는다. 첨부 재사용·캐시 적중·중복 제거로 얻는 절감은 0으로 둔다.</w:t>
       </w:r>
     </w:p>
     <w:p>
@@ -1442,15 +857,7 @@
         <w:pStyle w:val="Heading2"/>
       </w:pPr>
       <w:r>
-        <w:t>오픈 집중 트래픽</w:t>
-      </w:r>
-    </w:p>
-    <w:p>
-      <w:r>
-        <w:rPr>
-          <w:b w:val="0"/>
-        </w:rPr>
-        <w:t>1,500명이 5분 동안 질문을 한 번씩 제출하면 5질문/초다. 같은 인원이 1분 안에 제출하면 25질문/초가 된다. 따라서 공지·교육 시간을 분산하고, 유한 대기열과 과부하 시 검색 결과 우선 제공을 준비한다. 5질문/초 시험 통과로 25질문/초 처리까지 보장할 수 없다.</w:t>
+        <w:t>작업당 CPU 시간·점유 시간</w:t>
       </w:r>
     </w:p>
     <w:tbl>
@@ -1485,7 +892,7 @@
                 <w:color w:val="FFFFFF"/>
                 <w:sz w:val="18"/>
               </w:rPr>
-              <w:t>연계 서비스</w:t>
+              <w:t>작업</w:t>
             </w:r>
           </w:p>
         </w:tc>
@@ -1504,7 +911,7 @@
                 <w:color w:val="FFFFFF"/>
                 <w:sz w:val="18"/>
               </w:rPr>
-              <w:t>5질문/초 준비 시 요구량</w:t>
+              <w:t>CPU 시간 가정</w:t>
             </w:r>
           </w:p>
         </w:tc>
@@ -1523,7 +930,7 @@
                 <w:color w:val="FFFFFF"/>
                 <w:sz w:val="18"/>
               </w:rPr>
-              <w:t>전제</w:t>
+              <w:t>작업 슬롯 점유 가정</w:t>
             </w:r>
           </w:p>
         </w:tc>
@@ -1545,7 +952,7 @@
                 <w:b w:val="0"/>
                 <w:sz w:val="18"/>
               </w:rPr>
-              <w:t>질의 임베딩</w:t>
+              <w:t>DeDRM 대상 파일</w:t>
             </w:r>
           </w:p>
         </w:tc>
@@ -1562,7 +969,7 @@
                 <w:b w:val="0"/>
                 <w:sz w:val="18"/>
               </w:rPr>
-              <w:t>최대 5회/초</w:t>
+              <w:t>2 core-second/파일</w:t>
             </w:r>
           </w:p>
         </w:tc>
@@ -1579,7 +986,7 @@
                 <w:b w:val="0"/>
                 <w:sz w:val="18"/>
               </w:rPr>
-              <w:t>질문당 1회, 온라인 몫 별도 확보</w:t>
+              <w:t>5초/파일, SDK·I/O 대기 포함</w:t>
             </w:r>
           </w:p>
         </w:tc>
@@ -1602,7 +1009,7 @@
                 <w:b w:val="0"/>
                 <w:sz w:val="18"/>
               </w:rPr>
-              <w:t>Milvus 검색</w:t>
+              <w:t>파싱·이미지 추출</w:t>
             </w:r>
           </w:p>
         </w:tc>
@@ -1620,7 +1027,7 @@
                 <w:b w:val="0"/>
                 <w:sz w:val="18"/>
               </w:rPr>
-              <w:t>최대 10회/초</w:t>
+              <w:t>0.3 core-second/페이지 = 9/파일</w:t>
             </w:r>
           </w:p>
         </w:tc>
@@ -1638,7 +1045,7 @@
                 <w:b w:val="0"/>
                 <w:sz w:val="18"/>
               </w:rPr>
-              <w:t>질문당 최대 2회</w:t>
+              <w:t>12초/파일</w:t>
             </w:r>
           </w:p>
         </w:tc>
@@ -1660,7 +1067,7 @@
                 <w:b w:val="0"/>
                 <w:sz w:val="18"/>
               </w:rPr>
-              <w:t>G-HeSS 검색 API</w:t>
+              <w:t>CPU OCR</w:t>
             </w:r>
           </w:p>
         </w:tc>
@@ -1677,7 +1084,7 @@
                 <w:b w:val="0"/>
                 <w:sz w:val="18"/>
               </w:rPr>
-              <w:t>최대 10회/초</w:t>
+              <w:t>2 core-second/OCR 페이지</w:t>
             </w:r>
           </w:p>
         </w:tc>
@@ -1694,7 +1101,7 @@
                 <w:b w:val="0"/>
                 <w:sz w:val="18"/>
               </w:rPr>
-              <w:t>질문당 최대 2회, 기존 트래픽 합산</w:t>
+              <w:t>2초/페이지, 단일 코어 환산</w:t>
             </w:r>
           </w:p>
         </w:tc>
@@ -1717,7 +1124,7 @@
                 <w:b w:val="0"/>
                 <w:sz w:val="18"/>
               </w:rPr>
-              <w:t>생성 HTTP 처리 슬롯</w:t>
+              <w:t>DOCX 조립·미리보기</w:t>
             </w:r>
           </w:p>
         </w:tc>
@@ -1735,7 +1142,7 @@
                 <w:b w:val="0"/>
                 <w:sz w:val="18"/>
               </w:rPr>
-              <w:t>약 247개</w:t>
+              <w:t>8 core-second/결과</w:t>
             </w:r>
           </w:p>
         </w:tc>
@@ -1753,7 +1160,63 @@
                 <w:b w:val="0"/>
                 <w:sz w:val="18"/>
               </w:rPr>
-              <w:t>전부 생성, 호출 1.05회·모델 30초·기타 3초, 이용률 70%</w:t>
+              <w:t>10초/결과</w:t>
+            </w:r>
+          </w:p>
+        </w:tc>
+      </w:tr>
+      <w:tr>
+        <w:trPr>
+          <w:cantSplit/>
+        </w:trPr>
+        <w:tc>
+          <w:tcPr>
+            <w:tcW w:type="dxa" w:w="2268"/>
+          </w:tcPr>
+          <w:p>
+            <w:pPr>
+              <w:spacing w:after="60" w:before="60" w:line="264" w:lineRule="auto"/>
+            </w:pPr>
+            <w:r>
+              <w:rPr>
+                <w:b w:val="0"/>
+                <w:sz w:val="18"/>
+              </w:rPr>
+              <w:t>PPTX 조립·미리보기</w:t>
+            </w:r>
+          </w:p>
+        </w:tc>
+        <w:tc>
+          <w:tcPr>
+            <w:tcW w:type="dxa" w:w="2835"/>
+          </w:tcPr>
+          <w:p>
+            <w:pPr>
+              <w:spacing w:after="60" w:before="60" w:line="264" w:lineRule="auto"/>
+            </w:pPr>
+            <w:r>
+              <w:rPr>
+                <w:b w:val="0"/>
+                <w:sz w:val="18"/>
+              </w:rPr>
+              <w:t>20 core-second/결과</w:t>
+            </w:r>
+          </w:p>
+        </w:tc>
+        <w:tc>
+          <w:tcPr>
+            <w:tcW w:type="dxa" w:w="4309"/>
+          </w:tcPr>
+          <w:p>
+            <w:pPr>
+              <w:spacing w:after="60" w:before="60" w:line="264" w:lineRule="auto"/>
+            </w:pPr>
+            <w:r>
+              <w:rPr>
+                <w:b w:val="0"/>
+                <w:sz w:val="18"/>
+              </w:rPr>
+              <w:t>30초/결과</w:t>
             </w:r>
           </w:p>
         </w:tc>
@@ -1769,15 +1232,7 @@
         <w:rPr>
           <w:b w:val="0"/>
         </w:rPr>
-        <w:t>HTTP 처리 슬롯은 프로세스나 CPU 코어 수가 아니다. 위 조건의 평균 처리 중 HTTP 요청은 172.5개이며, 247개는 여유를 둔 계획값이다. 로그인·화면 조회·다운로드·이미지·idle 연결은 이 값에 포함되지 않는다. LB와 애플리케이션의 SSE 활성 연결, 파일 다운로드 대역폭, DB 연결 풀을 별도로 측정한다.</w:t>
-      </w:r>
-    </w:p>
-    <w:p>
-      <w:pPr>
-        <w:pStyle w:val="Heading2"/>
-      </w:pPr>
-      <w:r>
-        <w:t>트래픽별 운영 방향</w:t>
+        <w:t>실측 성능이나 라이브러리 벤치마크가 아니다. 템플릿·표·기존 이미지·차트 삽입과 선택적 미리보기까지 위한 예산이다. 생성형 이미지·영상 제작은 포함하지 않는다. OCR은 페이지를 처리 작업의 대용 단위로 사용했으므로 이미지 수·해상도별 실제 비용으로 반드시 교체한다.</w:t>
       </w:r>
     </w:p>
     <w:p>
@@ -1785,7 +1240,7 @@
         <w:rPr>
           <w:b w:val="0"/>
         </w:rPr>
-        <w:t>낮은 사용 시에도 동일 데이터 전체를 load하므로 Milvus RAM을 질문 수에 비례해 줄이지 않는다. 기준~높은 사용은 동일 시작 사양에서 단계적으로 검증한다. 5질문/초 준비 목표는 한 API 레플리카 또는 한 검색 복제본 그룹 장애가 발생한 경우까지 시험한다. 초과 수요에서는 먼저 모델 쿼터·검색 지연·API CPU 중 실제 병목을 확인한다.</w:t>
+        <w:t>5 QPS에서는 첨부 3.0파일/초, 파싱 90페이지/초, OCR 45페이지/초, 초안 1.0건/초를 동시에 준비한다. 100% 스캔 문서 집중 및 큰 파일은 뒤의 민감도·입장 제한 기준을 따른다.</w:t>
       </w:r>
     </w:p>
     <w:p>
@@ -1798,7 +1253,7 @@
         <w:pStyle w:val="Heading1"/>
       </w:pPr>
       <w:r>
-        <w:t>4. 역할별 권장 서버 자원</w:t>
+        <w:t>3. 서버·작업자별 자원 요청안</w:t>
       </w:r>
     </w:p>
     <w:tbl>
@@ -1853,7 +1308,7 @@
                 <w:color w:val="FFFFFF"/>
                 <w:sz w:val="18"/>
               </w:rPr>
-              <w:t>개별 또는 역할 합계</w:t>
+              <w:t>개별 할당</w:t>
             </w:r>
           </w:p>
         </w:tc>
@@ -1872,7 +1327,7 @@
                 <w:color w:val="FFFFFF"/>
                 <w:sz w:val="18"/>
               </w:rPr>
-              <w:t>수량·할당 합계</w:t>
+              <w:t>개수</w:t>
             </w:r>
           </w:p>
         </w:tc>
@@ -1891,7 +1346,7 @@
                 <w:color w:val="FFFFFF"/>
                 <w:sz w:val="18"/>
               </w:rPr>
-              <w:t>운영 조건</w:t>
+              <w:t>합계 vCPU / GiB</w:t>
             </w:r>
           </w:p>
         </w:tc>
@@ -1930,7 +1385,7 @@
                 <w:b w:val="0"/>
                 <w:sz w:val="18"/>
               </w:rPr>
-              <w:t>개별 2 vCPU / 4GiB</w:t>
+              <w:t>4 vCPU / 8GiB</w:t>
             </w:r>
           </w:p>
         </w:tc>
@@ -1947,7 +1402,7 @@
                 <w:b w:val="0"/>
                 <w:sz w:val="18"/>
               </w:rPr>
-              <w:t>3개, 6 vCPU / 12GiB</w:t>
+              <w:t>3</w:t>
             </w:r>
           </w:p>
         </w:tc>
@@ -1964,7 +1419,7 @@
                 <w:b w:val="0"/>
                 <w:sz w:val="18"/>
               </w:rPr>
-              <w:t>서로 다른 노드, 최대 6개 확장 검토</w:t>
+              <w:t>12 / 24</w:t>
             </w:r>
           </w:p>
         </w:tc>
@@ -1987,7 +1442,7 @@
                 <w:b w:val="0"/>
                 <w:sz w:val="18"/>
               </w:rPr>
-              <w:t>Milvus query</w:t>
+              <w:t>비동기 작업 조정</w:t>
             </w:r>
           </w:p>
         </w:tc>
@@ -2005,7 +1460,7 @@
                 <w:b w:val="0"/>
                 <w:sz w:val="18"/>
               </w:rPr>
-              <w:t>그룹당 16 vCPU / 128GiB</w:t>
+              <w:t>4 vCPU / 8GiB</w:t>
             </w:r>
           </w:p>
         </w:tc>
@@ -2023,7 +1478,7 @@
                 <w:b w:val="0"/>
                 <w:sz w:val="18"/>
               </w:rPr>
-              <w:t>2그룹, 32 vCPU / 256GiB</w:t>
+              <w:t>3</w:t>
             </w:r>
           </w:p>
         </w:tc>
@@ -2041,7 +1496,7 @@
                 <w:b w:val="0"/>
                 <w:sz w:val="18"/>
               </w:rPr>
-              <w:t>전체 데이터 복제, 장애 영역 분리</w:t>
+              <w:t>12 / 24</w:t>
             </w:r>
           </w:p>
         </w:tc>
@@ -2063,7 +1518,7 @@
                 <w:b w:val="0"/>
                 <w:sz w:val="18"/>
               </w:rPr>
-              <w:t>메타·작업 RDB</w:t>
+              <w:t>DeDRM 연계</w:t>
             </w:r>
           </w:p>
         </w:tc>
@@ -2080,7 +1535,7 @@
                 <w:b w:val="0"/>
                 <w:sz w:val="18"/>
               </w:rPr>
-              <w:t>개별 4 vCPU / 16GiB</w:t>
+              <w:t>4 vCPU / 8GiB</w:t>
             </w:r>
           </w:p>
         </w:tc>
@@ -2097,7 +1552,7 @@
                 <w:b w:val="0"/>
                 <w:sz w:val="18"/>
               </w:rPr>
-              <w:t>primary + standby, 8 vCPU / 32GiB</w:t>
+              <w:t>3</w:t>
             </w:r>
           </w:p>
         </w:tc>
@@ -2114,7 +1569,7 @@
                 <w:b w:val="0"/>
                 <w:sz w:val="18"/>
               </w:rPr>
-              <w:t>기존 사내 DB 우선</w:t>
+              <w:t>12 / 24</w:t>
             </w:r>
           </w:p>
         </w:tc>
@@ -2137,7 +1592,7 @@
                 <w:b w:val="0"/>
                 <w:sz w:val="18"/>
               </w:rPr>
-              <w:t>Milvus data/index 등</w:t>
+              <w:t>파싱·이미지 추출</w:t>
             </w:r>
           </w:p>
         </w:tc>
@@ -2155,7 +1610,7 @@
                 <w:b w:val="0"/>
                 <w:sz w:val="18"/>
               </w:rPr>
-              <w:t>역할 합계 8~16 vCPU / 16~32GiB</w:t>
+              <w:t>16 vCPU / 32GiB</w:t>
             </w:r>
           </w:p>
         </w:tc>
@@ -2173,7 +1628,7 @@
                 <w:b w:val="0"/>
                 <w:sz w:val="18"/>
               </w:rPr>
-              <w:t>추가 임시 예산</w:t>
+              <w:t>5</w:t>
             </w:r>
           </w:p>
         </w:tc>
@@ -2191,7 +1646,7 @@
                 <w:b w:val="0"/>
                 <w:sz w:val="18"/>
               </w:rPr>
-              <w:t>배포 버전·색인 부하로 보정</w:t>
+              <w:t>80 / 160</w:t>
             </w:r>
           </w:p>
         </w:tc>
@@ -2213,7 +1668,7 @@
                 <w:b w:val="0"/>
                 <w:sz w:val="18"/>
               </w:rPr>
-              <w:t>Redis limiter·큐</w:t>
+              <w:t>CPU OCR</w:t>
             </w:r>
           </w:p>
         </w:tc>
@@ -2230,7 +1685,7 @@
                 <w:b w:val="0"/>
                 <w:sz w:val="18"/>
               </w:rPr>
-              <w:t>개별 2 vCPU / 4GiB</w:t>
+              <w:t>16 vCPU / 32GiB</w:t>
             </w:r>
           </w:p>
         </w:tc>
@@ -2247,7 +1702,7 @@
                 <w:b w:val="0"/>
                 <w:sz w:val="18"/>
               </w:rPr>
-              <w:t>개수 미확정</w:t>
+              <w:t>11</w:t>
             </w:r>
           </w:p>
         </w:tc>
@@ -2264,7 +1719,7 @@
                 <w:b w:val="0"/>
                 <w:sz w:val="18"/>
               </w:rPr>
-              <w:t>기존 HA 서비스 우선</w:t>
+              <w:t>176 / 352</w:t>
             </w:r>
           </w:p>
         </w:tc>
@@ -2287,7 +1742,7 @@
                 <w:b w:val="0"/>
                 <w:sz w:val="18"/>
               </w:rPr>
-              <w:t>파싱 작업자</w:t>
+              <w:t>DOCX/PPTX 조립·미리보기</w:t>
             </w:r>
           </w:p>
         </w:tc>
@@ -2305,7 +1760,7 @@
                 <w:b w:val="0"/>
                 <w:sz w:val="18"/>
               </w:rPr>
-              <w:t>역할 합계 8 vCPU / 16~32GiB</w:t>
+              <w:t>8 vCPU / 32GiB</w:t>
             </w:r>
           </w:p>
         </w:tc>
@@ -2323,7 +1778,7 @@
                 <w:b w:val="0"/>
                 <w:sz w:val="18"/>
               </w:rPr>
-              <w:t>별도 배치 예산</w:t>
+              <w:t>5</w:t>
             </w:r>
           </w:p>
         </w:tc>
@@ -2341,7 +1796,7 @@
                 <w:b w:val="0"/>
                 <w:sz w:val="18"/>
               </w:rPr>
-              <w:t>최대 파일 RSS 확인, 증분 위주</w:t>
+              <w:t>40 / 160</w:t>
             </w:r>
           </w:p>
         </w:tc>
@@ -2363,7 +1818,7 @@
                 <w:b w:val="0"/>
                 <w:sz w:val="18"/>
               </w:rPr>
-              <w:t>OCR 작업자</w:t>
+              <w:t>RDB primary/standby</w:t>
             </w:r>
           </w:p>
         </w:tc>
@@ -2380,7 +1835,7 @@
                 <w:b w:val="0"/>
                 <w:sz w:val="18"/>
               </w:rPr>
-              <w:t>역할 합계 8 vCPU / 16~32GiB</w:t>
+              <w:t>4 vCPU / 16GiB</w:t>
             </w:r>
           </w:p>
         </w:tc>
@@ -2397,7 +1852,7 @@
                 <w:b w:val="0"/>
                 <w:sz w:val="18"/>
               </w:rPr>
-              <w:t>CPU 비교 시작안</w:t>
+              <w:t>2</w:t>
             </w:r>
           </w:p>
         </w:tc>
@@ -2414,7 +1869,7 @@
                 <w:b w:val="0"/>
                 <w:sz w:val="18"/>
               </w:rPr>
-              <w:t>GPU 사용 중이면 실측값 재사용</w:t>
+              <w:t>8 / 32</w:t>
             </w:r>
           </w:p>
         </w:tc>
@@ -2437,7 +1892,7 @@
                 <w:b w:val="0"/>
                 <w:sz w:val="18"/>
               </w:rPr>
-              <w:t>질의·배치 임베딩</w:t>
+              <w:t>Redis 데이터·감시 배치 예산</w:t>
             </w:r>
           </w:p>
         </w:tc>
@@ -2455,7 +1910,7 @@
                 <w:b w:val="0"/>
                 <w:sz w:val="18"/>
               </w:rPr>
-              <w:t>사내 endpoint 우선</w:t>
+              <w:t>2 vCPU / 4GiB</w:t>
             </w:r>
           </w:p>
         </w:tc>
@@ -2473,7 +1928,7 @@
                 <w:b w:val="0"/>
                 <w:sz w:val="18"/>
               </w:rPr>
-              <w:t>자체 운영 시 별도 산정</w:t>
+              <w:t>3</w:t>
             </w:r>
           </w:p>
         </w:tc>
@@ -2491,7 +1946,7 @@
                 <w:b w:val="0"/>
                 <w:sz w:val="18"/>
               </w:rPr>
-              <w:t>온라인 5회/초와 배치 몫 분리</w:t>
+              <w:t>6 / 12</w:t>
             </w:r>
           </w:p>
         </w:tc>
@@ -2513,7 +1968,7 @@
                 <w:b w:val="0"/>
                 <w:sz w:val="18"/>
               </w:rPr>
-              <w:t>GLM 생성</w:t>
+              <w:t>관측·관리</w:t>
             </w:r>
           </w:p>
         </w:tc>
@@ -2530,7 +1985,7 @@
                 <w:b w:val="0"/>
                 <w:sz w:val="18"/>
               </w:rPr>
-              <w:t>사내 서비스 이용</w:t>
+              <w:t>4 vCPU / 8GiB</w:t>
             </w:r>
           </w:p>
         </w:tc>
@@ -2547,7 +2002,7 @@
                 <w:b w:val="0"/>
                 <w:sz w:val="18"/>
               </w:rPr>
-              <w:t>온라인 쿼터 배정</w:t>
+              <w:t>2</w:t>
             </w:r>
           </w:p>
         </w:tc>
@@ -2564,7 +2019,7 @@
                 <w:b w:val="0"/>
                 <w:sz w:val="18"/>
               </w:rPr>
-              <w:t>애플리케이션 GPU에 포함하지 않음</w:t>
+              <w:t>8 / 16</w:t>
             </w:r>
           </w:p>
         </w:tc>
@@ -2576,37 +2031,25 @@
       </w:pPr>
     </w:p>
     <w:p>
-      <w:pPr>
-        <w:pStyle w:val="Heading2"/>
-      </w:pPr>
-      <w:r>
-        <w:t>예산 합계의 경계</w:t>
-      </w:r>
-    </w:p>
-    <w:p>
       <w:r>
         <w:rPr>
           <w:b/>
         </w:rPr>
-        <w:t>필수 검색 경로의 시작 예산은 API + query = 38 vCPU·268GiB</w:t>
+        <w:t>역할 합계: 354 vCPU / 804GiB.</w:t>
       </w:r>
       <w:r>
         <w:rPr>
           <w:b w:val="0"/>
         </w:rPr>
-        <w:t xml:space="preserve">다. 여기에 RDB 두 개와 data/index 임시 예산을 새로 할당한다면 부분 합계는 </w:t>
+        <w:t xml:space="preserve"> 기존 RDB·Redis·관측 서비스를 재사용하면 그 역할의 신규 할당량을 차감한다. Redis는 3개 장애 영역의 데이터 복제·감시 프로세스를 수용하는 임시 예산이며 실제 토폴로지와 승격 정책을 확정해야 한다. RDB는 primary가 쓰기 부하 전체를 처리하는 조건이다.</w:t>
       </w:r>
+    </w:p>
+    <w:p>
+      <w:pPr>
+        <w:pStyle w:val="Heading2"/>
+      </w:pPr>
       <w:r>
-        <w:rPr>
-          <w:b/>
-        </w:rPr>
-        <w:t>54~62 vCPU·316~332GiB</w:t>
-      </w:r>
-      <w:r>
-        <w:rPr>
-          <w:b w:val="0"/>
-        </w:rPr>
-        <w:t>다. 이 역시 Redis, 파싱/OCR, 임베딩, 저장소 서버, proxy/coordination, etcd/WAL, 관측 및 OS 예산을 포함한 전체 시스템 총량은 아니다.</w:t>
+        <w:t>작업자 대수 산정식</w:t>
       </w:r>
     </w:p>
     <w:p>
@@ -2614,64 +2057,19 @@
         <w:rPr>
           <w:b w:val="0"/>
         </w:rPr>
-        <w:t>기존 사내 서비스 재사용분은 신규 요청에서 차감한다. 실제 VM·노드 크기는 allocatable 자원과 OS·에이전트 예약량을 확인한 후 정한다. vCPU와 물리 코어는 같은 단위가 아니며 CPU 세대·클럭·메모리 대역폭에 따라 성능이 달라진다.</w:t>
-      </w:r>
-    </w:p>
-    <w:p>
-      <w:pPr>
-        <w:pStyle w:val="Heading2"/>
-      </w:pPr>
-      <w:r>
-        <w:t>배포와 고가용성</w:t>
-      </w:r>
-    </w:p>
-    <w:p>
-      <w:r>
-        <w:rPr>
-          <w:b w:val="0"/>
-        </w:rPr>
-        <w:t>FastAPI는 컨테이너당 Uvicorn 프로세스 하나로 시작하고 레플리카로 확장한다 [3]. 추론·임베딩·OCR은 API 프로세스 밖에서 처리한다. API 한 개 장애 시 남은 2개가 5질문/초를 처리하는지 검증한다. 최대 6개로 확장하면 API 예산은 12 vCPU·24GiB지만, 모델 쿼터는 함께 늘어나지 않는다.</w:t>
-      </w:r>
-    </w:p>
-    <w:p>
-      <w:r>
-        <w:rPr>
-          <w:b w:val="0"/>
-        </w:rPr>
-        <w:t>Milvus 복제본 그룹은 하나 이상의 QueryNode로 구성된다 [2]. 표의 128GiB는 그룹 전체 합계다. distributed/managed 지원과 실제 버전을 확인하며 standalone 두 개를 복제본 그룹 두 개로 간주하지 않는다. 검색 복제본뿐 아니라 RDB 승격, Redis 장애 감지·승격, 객체 저장소와 Milvus 종속 서비스까지 검증해야 전체 가용성을 판단할 수 있다.</w:t>
-      </w:r>
-    </w:p>
-    <w:p>
-      <w:r>
-        <w:br w:type="page"/>
-      </w:r>
-    </w:p>
-    <w:p>
-      <w:pPr>
-        <w:pStyle w:val="Heading1"/>
-      </w:pPr>
-      <w:r>
-        <w:t>5. GLM 온라인 배정량</w:t>
-      </w:r>
-    </w:p>
-    <w:p>
-      <w:r>
-        <w:rPr>
-          <w:b w:val="0"/>
-        </w:rPr>
-        <w:t xml:space="preserve">호출당 입력 4,000토큰·출력 400토큰, 평균 첫 토큰 5초 + 출력 16 tok/s로 </w:t>
+        <w:t xml:space="preserve">필요 CPU = 초당 작업 × 작업당 core-second ÷ 0.6. 필요 슬롯 = ceil(초당 작업 × 작업당 점유 초 ÷ 0.6). 필요한 활성 작업자 = max(ceil(필요 CPU ÷ 개별 vCPU), ceil(필요 슬롯 ÷ 개별 슬롯)). 여기에 </w:t>
       </w:r>
       <w:r>
         <w:rPr>
           <w:b/>
         </w:rPr>
-        <w:t>모델 점유 30초</w:t>
+        <w:t>예비 작업자 1개</w:t>
       </w:r>
       <w:r>
         <w:rPr>
           <w:b w:val="0"/>
         </w:rPr>
-        <w:t>, 목표 이용률 70%를 가정한다. 이 값은 사내 GLM-5.3-Flash의 측정 성능이 아니다.</w:t>
+        <w:t>를 더한다. CPU와 I/O 대기·메모리 제약을 함께 반영한다.</w:t>
       </w:r>
     </w:p>
     <w:tbl>
@@ -2707,7 +2105,7 @@
                 <w:color w:val="FFFFFF"/>
                 <w:sz w:val="18"/>
               </w:rPr>
-              <w:t>배정 지표</w:t>
+              <w:t>작업</w:t>
             </w:r>
           </w:p>
         </w:tc>
@@ -2726,7 +2124,7 @@
                 <w:color w:val="FFFFFF"/>
                 <w:sz w:val="18"/>
               </w:rPr>
-              <w:t>낮음</w:t>
+              <w:t>초당 작업</w:t>
             </w:r>
           </w:p>
         </w:tc>
@@ -2745,7 +2143,7 @@
                 <w:color w:val="FFFFFF"/>
                 <w:sz w:val="18"/>
               </w:rPr>
-              <w:t>기준</w:t>
+              <w:t>필요 CPU</w:t>
             </w:r>
           </w:p>
         </w:tc>
@@ -2764,7 +2162,7 @@
                 <w:color w:val="FFFFFF"/>
                 <w:sz w:val="18"/>
               </w:rPr>
-              <w:t>높음</w:t>
+              <w:t>필요 슬롯</w:t>
             </w:r>
           </w:p>
         </w:tc>
@@ -2786,7 +2184,7 @@
                 <w:b w:val="0"/>
                 <w:sz w:val="18"/>
               </w:rPr>
-              <w:t>필요 동시 호출</w:t>
+              <w:t>DeDRM 연계</w:t>
             </w:r>
           </w:p>
         </w:tc>
@@ -2803,7 +2201,7 @@
                 <w:b w:val="0"/>
                 <w:sz w:val="18"/>
               </w:rPr>
-              <w:t>12</w:t>
+              <w:t>1.5</w:t>
             </w:r>
           </w:p>
         </w:tc>
@@ -2820,7 +2218,7 @@
                 <w:b w:val="0"/>
                 <w:sz w:val="18"/>
               </w:rPr>
-              <w:t>40</w:t>
+              <w:t>5.00</w:t>
             </w:r>
           </w:p>
         </w:tc>
@@ -2837,7 +2235,7 @@
                 <w:b w:val="0"/>
                 <w:sz w:val="18"/>
               </w:rPr>
-              <w:t>149</w:t>
+              <w:t>13</w:t>
             </w:r>
           </w:p>
         </w:tc>
@@ -2860,7 +2258,7 @@
                 <w:b w:val="0"/>
                 <w:sz w:val="18"/>
               </w:rPr>
-              <w:t>필요 RPM</w:t>
+              <w:t>파싱·이미지 추출</w:t>
             </w:r>
           </w:p>
         </w:tc>
@@ -2878,7 +2276,7 @@
                 <w:b w:val="0"/>
                 <w:sz w:val="18"/>
               </w:rPr>
-              <w:t>24</w:t>
+              <w:t>3.0</w:t>
             </w:r>
           </w:p>
         </w:tc>
@@ -2896,7 +2294,7 @@
                 <w:b w:val="0"/>
                 <w:sz w:val="18"/>
               </w:rPr>
-              <w:t>79</w:t>
+              <w:t>45.00</w:t>
             </w:r>
           </w:p>
         </w:tc>
@@ -2914,7 +2312,7 @@
                 <w:b w:val="0"/>
                 <w:sz w:val="18"/>
               </w:rPr>
-              <w:t>297</w:t>
+              <w:t>60</w:t>
             </w:r>
           </w:p>
         </w:tc>
@@ -2936,7 +2334,7 @@
                 <w:b w:val="0"/>
                 <w:sz w:val="18"/>
               </w:rPr>
-              <w:t>필요 입력 TPM</w:t>
+              <w:t>CPU OCR</w:t>
             </w:r>
           </w:p>
         </w:tc>
@@ -2953,7 +2351,7 @@
                 <w:b w:val="0"/>
                 <w:sz w:val="18"/>
               </w:rPr>
-              <w:t>94,715</w:t>
+              <w:t>45.0</w:t>
             </w:r>
           </w:p>
         </w:tc>
@@ -2970,7 +2368,7 @@
                 <w:b w:val="0"/>
                 <w:sz w:val="18"/>
               </w:rPr>
-              <w:t>312,500</w:t>
+              <w:t>150.00</w:t>
             </w:r>
           </w:p>
         </w:tc>
@@ -2987,7 +2385,7 @@
                 <w:b w:val="0"/>
                 <w:sz w:val="18"/>
               </w:rPr>
-              <w:t>1,187,302</w:t>
+              <w:t>150</w:t>
             </w:r>
           </w:p>
         </w:tc>
@@ -3010,7 +2408,7 @@
                 <w:b w:val="0"/>
                 <w:sz w:val="18"/>
               </w:rPr>
-              <w:t>필요 출력 TPM</w:t>
+              <w:t>DOCX/PPTX 조립·미리보기</w:t>
             </w:r>
           </w:p>
         </w:tc>
@@ -3028,7 +2426,7 @@
                 <w:b w:val="0"/>
                 <w:sz w:val="18"/>
               </w:rPr>
-              <w:t>9,472</w:t>
+              <w:t>1.0</w:t>
             </w:r>
           </w:p>
         </w:tc>
@@ -3046,7 +2444,7 @@
                 <w:b w:val="0"/>
                 <w:sz w:val="18"/>
               </w:rPr>
-              <w:t>31,250</w:t>
+              <w:t>21.33</w:t>
             </w:r>
           </w:p>
         </w:tc>
@@ -3064,157 +2462,7 @@
                 <w:b w:val="0"/>
                 <w:sz w:val="18"/>
               </w:rPr>
-              <w:t>118,731</w:t>
-            </w:r>
-          </w:p>
-        </w:tc>
-      </w:tr>
-      <w:tr>
-        <w:trPr>
-          <w:cantSplit/>
-        </w:trPr>
-        <w:tc>
-          <w:tcPr>
-            <w:tcW w:type="dxa" w:w="2948"/>
-          </w:tcPr>
-          <w:p>
-            <w:pPr>
-              <w:spacing w:after="60" w:before="60" w:line="264" w:lineRule="auto"/>
-            </w:pPr>
-            <w:r>
-              <w:rPr>
-                <w:b w:val="0"/>
-                <w:sz w:val="18"/>
-              </w:rPr>
-              <w:t>필요 합산 TPM</w:t>
-            </w:r>
-          </w:p>
-        </w:tc>
-        <w:tc>
-          <w:tcPr>
-            <w:tcW w:type="dxa" w:w="2154"/>
-          </w:tcPr>
-          <w:p>
-            <w:pPr>
-              <w:spacing w:after="60" w:before="60" w:line="264" w:lineRule="auto"/>
-            </w:pPr>
-            <w:r>
-              <w:rPr>
-                <w:b w:val="0"/>
-                <w:sz w:val="18"/>
-              </w:rPr>
-              <w:t>104,186</w:t>
-            </w:r>
-          </w:p>
-        </w:tc>
-        <w:tc>
-          <w:tcPr>
-            <w:tcW w:type="dxa" w:w="2154"/>
-          </w:tcPr>
-          <w:p>
-            <w:pPr>
-              <w:spacing w:after="60" w:before="60" w:line="264" w:lineRule="auto"/>
-            </w:pPr>
-            <w:r>
-              <w:rPr>
-                <w:b w:val="0"/>
-                <w:sz w:val="18"/>
-              </w:rPr>
-              <w:t>343,750</w:t>
-            </w:r>
-          </w:p>
-        </w:tc>
-        <w:tc>
-          <w:tcPr>
-            <w:tcW w:type="dxa" w:w="2154"/>
-          </w:tcPr>
-          <w:p>
-            <w:pPr>
-              <w:spacing w:after="60" w:before="60" w:line="264" w:lineRule="auto"/>
-            </w:pPr>
-            <w:r>
-              <w:rPr>
-                <w:b w:val="0"/>
-                <w:sz w:val="18"/>
-              </w:rPr>
-              <w:t>1,306,032</w:t>
-            </w:r>
-          </w:p>
-        </w:tc>
-      </w:tr>
-      <w:tr>
-        <w:trPr>
-          <w:cantSplit/>
-        </w:trPr>
-        <w:tc>
-          <w:tcPr>
-            <w:tcW w:type="dxa" w:w="2948"/>
-            <w:shd w:fill="F3F3FA"/>
-          </w:tcPr>
-          <w:p>
-            <w:pPr>
-              <w:spacing w:after="60" w:before="60" w:line="264" w:lineRule="auto"/>
-            </w:pPr>
-            <w:r>
-              <w:rPr>
-                <w:b w:val="0"/>
-                <w:sz w:val="18"/>
-              </w:rPr>
-              <w:t>평균 모델 60초 시 동시 호출</w:t>
-            </w:r>
-          </w:p>
-        </w:tc>
-        <w:tc>
-          <w:tcPr>
-            <w:tcW w:type="dxa" w:w="2154"/>
-            <w:shd w:fill="F3F3FA"/>
-          </w:tcPr>
-          <w:p>
-            <w:pPr>
-              <w:spacing w:after="60" w:before="60" w:line="264" w:lineRule="auto"/>
-            </w:pPr>
-            <w:r>
-              <w:rPr>
-                <w:b w:val="0"/>
-                <w:sz w:val="18"/>
-              </w:rPr>
-              <w:t>24</w:t>
-            </w:r>
-          </w:p>
-        </w:tc>
-        <w:tc>
-          <w:tcPr>
-            <w:tcW w:type="dxa" w:w="2154"/>
-            <w:shd w:fill="F3F3FA"/>
-          </w:tcPr>
-          <w:p>
-            <w:pPr>
-              <w:spacing w:after="60" w:before="60" w:line="264" w:lineRule="auto"/>
-            </w:pPr>
-            <w:r>
-              <w:rPr>
-                <w:b w:val="0"/>
-                <w:sz w:val="18"/>
-              </w:rPr>
-              <w:t>79</w:t>
-            </w:r>
-          </w:p>
-        </w:tc>
-        <w:tc>
-          <w:tcPr>
-            <w:tcW w:type="dxa" w:w="2154"/>
-            <w:shd w:fill="F3F3FA"/>
-          </w:tcPr>
-          <w:p>
-            <w:pPr>
-              <w:spacing w:after="60" w:before="60" w:line="264" w:lineRule="auto"/>
-            </w:pPr>
-            <w:r>
-              <w:rPr>
-                <w:b w:val="0"/>
-                <w:sz w:val="18"/>
-              </w:rPr>
-              <w:t>297</w:t>
+              <w:t>30</w:t>
             </w:r>
           </w:p>
         </w:tc>
@@ -3230,31 +2478,36 @@
         <w:rPr>
           <w:b w:val="0"/>
         </w:rPr>
-        <w:t xml:space="preserve">위 표는 앞의 시나리오별 생성 비율·호출 횟수를 적용했다. 아래는 생성 비율 </w:t>
+        <w:t>DeDRM/파싱/OCR/조립의 개별 동시 슬롯은 각각 8/16/16/8개다. 슬롯당 RSS는 0.5/1/1/2GiB, 프로세스 여유는 2/4/4/4GiB로 가정해 개별 RAM 안에 들어가는지 계산기가 확인한다. OCR·변환 라이브러리의 내부 스레드와 프로세스 수를 함께 제한한다.</w:t>
       </w:r>
-      <w:r>
-        <w:rPr>
-          <w:b/>
-        </w:rPr>
-        <w:t>100%</w:t>
-      </w:r>
+    </w:p>
+    <w:p>
       <w:r>
         <w:rPr>
           <w:b w:val="0"/>
         </w:rPr>
-        <w:t xml:space="preserve">, 생성 질문당 평균 </w:t>
+        <w:t>API·작업 조정·DB·Redis·관측 사양은 부하 시험 시작값이다. 초안 요청은 202 + job ID로 접수하고 LLM 대기와 렌더링을 분리한다. 계획상 활동 초안은 약 907개이므로 조정 서비스는 공유 상태 저장소 기반으로 전체 1,200개 활성 작업, 한 개 중단 시 잔여 두 개 각 600개를 검증한다. 진행 조회 10초 간격에서도 평균 약 54.4 RPS가 추가되며 이를 API 시험에 포함한다.</w:t>
       </w:r>
+    </w:p>
+    <w:p>
       <w:r>
-        <w:rPr>
-          <w:b/>
-        </w:rPr>
-        <w:t>1.05회</w:t>
+        <w:br w:type="page"/>
       </w:r>
+    </w:p>
+    <w:p>
+      <w:pPr>
+        <w:pStyle w:val="Heading1"/>
+      </w:pPr>
       <w:r>
-        <w:rPr>
-          <w:b w:val="0"/>
-        </w:rPr>
-        <w:t>로 통일한 별도 조건이다.</w:t>
+        <w:t>4. LLM 및 임베딩 요구량</w:t>
+      </w:r>
+    </w:p>
+    <w:p>
+      <w:pPr>
+        <w:pStyle w:val="Heading2"/>
+      </w:pPr>
+      <w:r>
+        <w:t>짧은 답변과 긴 초안을 분리</w:t>
       </w:r>
     </w:p>
     <w:tbl>
@@ -3289,7 +2542,7 @@
                 <w:color w:val="FFFFFF"/>
                 <w:sz w:val="18"/>
               </w:rPr>
-              <w:t>전부 생성 조건</w:t>
+              <w:t>경로</w:t>
             </w:r>
           </w:p>
         </w:tc>
@@ -3308,7 +2561,7 @@
                 <w:color w:val="FFFFFF"/>
                 <w:sz w:val="18"/>
               </w:rPr>
-              <w:t>기준 피크 1.157 QPS</w:t>
+              <w:t>호출 및 입력 가정</w:t>
             </w:r>
           </w:p>
         </w:tc>
@@ -3327,7 +2580,7 @@
                 <w:color w:val="FFFFFF"/>
                 <w:sz w:val="18"/>
               </w:rPr>
-              <w:t>오픈 준비 5 QPS</w:t>
+              <w:t>출력 합계 가정</w:t>
             </w:r>
           </w:p>
         </w:tc>
@@ -3349,7 +2602,7 @@
                 <w:b w:val="0"/>
                 <w:sz w:val="18"/>
               </w:rPr>
-              <w:t>평균 30초 동시 호출</w:t>
+              <w:t>일반 답변 80%</w:t>
             </w:r>
           </w:p>
         </w:tc>
@@ -3366,7 +2619,7 @@
                 <w:b w:val="0"/>
                 <w:sz w:val="18"/>
               </w:rPr>
-              <w:t>53</w:t>
+              <w:t>질문당 평균 1.1회, 호출당 6,000토큰</w:t>
             </w:r>
           </w:p>
         </w:tc>
@@ -3383,7 +2636,7 @@
                 <w:b w:val="0"/>
                 <w:sz w:val="18"/>
               </w:rPr>
-              <w:t>225</w:t>
+              <w:t>호출당 800토큰</w:t>
             </w:r>
           </w:p>
         </w:tc>
@@ -3406,7 +2659,7 @@
                 <w:b w:val="0"/>
                 <w:sz w:val="18"/>
               </w:rPr>
-              <w:t>평균 60초 동시 호출</w:t>
+              <w:t>DOCX 초안</w:t>
             </w:r>
           </w:p>
         </w:tc>
@@ -3424,7 +2677,7 @@
                 <w:b w:val="0"/>
                 <w:sz w:val="18"/>
               </w:rPr>
-              <w:t>105</w:t>
+              <w:t>기본 4회, 호출당 6,000토큰</w:t>
             </w:r>
           </w:p>
         </w:tc>
@@ -3442,7 +2695,7 @@
                 <w:b w:val="0"/>
                 <w:sz w:val="18"/>
               </w:rPr>
-              <w:t>450</w:t>
+              <w:t>기본 작업 전체 6,000토큰</w:t>
             </w:r>
           </w:p>
         </w:tc>
@@ -3464,7 +2717,7 @@
                 <w:b w:val="0"/>
                 <w:sz w:val="18"/>
               </w:rPr>
-              <w:t>필요 RPM</w:t>
+              <w:t>PPTX 초안</w:t>
             </w:r>
           </w:p>
         </w:tc>
@@ -3481,7 +2734,7 @@
                 <w:b w:val="0"/>
                 <w:sz w:val="18"/>
               </w:rPr>
-              <w:t>105</w:t>
+              <w:t>기본 5회, 호출당 6,000토큰</w:t>
             </w:r>
           </w:p>
         </w:tc>
@@ -3498,181 +2751,7 @@
                 <w:b w:val="0"/>
                 <w:sz w:val="18"/>
               </w:rPr>
-              <w:t>450</w:t>
-            </w:r>
-          </w:p>
-        </w:tc>
-      </w:tr>
-      <w:tr>
-        <w:trPr>
-          <w:cantSplit/>
-        </w:trPr>
-        <w:tc>
-          <w:tcPr>
-            <w:tcW w:type="dxa" w:w="2268"/>
-            <w:shd w:fill="F3F3FA"/>
-          </w:tcPr>
-          <w:p>
-            <w:pPr>
-              <w:spacing w:after="60" w:before="60" w:line="264" w:lineRule="auto"/>
-            </w:pPr>
-            <w:r>
-              <w:rPr>
-                <w:b w:val="0"/>
-                <w:sz w:val="18"/>
-              </w:rPr>
-              <w:t>필요 입력 TPM</w:t>
-            </w:r>
-          </w:p>
-        </w:tc>
-        <w:tc>
-          <w:tcPr>
-            <w:tcW w:type="dxa" w:w="2835"/>
-            <w:shd w:fill="F3F3FA"/>
-          </w:tcPr>
-          <w:p>
-            <w:pPr>
-              <w:spacing w:after="60" w:before="60" w:line="264" w:lineRule="auto"/>
-            </w:pPr>
-            <w:r>
-              <w:rPr>
-                <w:b w:val="0"/>
-                <w:sz w:val="18"/>
-              </w:rPr>
-              <w:t>416,667</w:t>
-            </w:r>
-          </w:p>
-        </w:tc>
-        <w:tc>
-          <w:tcPr>
-            <w:tcW w:type="dxa" w:w="4309"/>
-            <w:shd w:fill="F3F3FA"/>
-          </w:tcPr>
-          <w:p>
-            <w:pPr>
-              <w:spacing w:after="60" w:before="60" w:line="264" w:lineRule="auto"/>
-            </w:pPr>
-            <w:r>
-              <w:rPr>
-                <w:b w:val="0"/>
-                <w:sz w:val="18"/>
-              </w:rPr>
-              <w:t>1,800,000</w:t>
-            </w:r>
-          </w:p>
-        </w:tc>
-      </w:tr>
-      <w:tr>
-        <w:trPr>
-          <w:cantSplit/>
-        </w:trPr>
-        <w:tc>
-          <w:tcPr>
-            <w:tcW w:type="dxa" w:w="2268"/>
-          </w:tcPr>
-          <w:p>
-            <w:pPr>
-              <w:spacing w:after="60" w:before="60" w:line="264" w:lineRule="auto"/>
-            </w:pPr>
-            <w:r>
-              <w:rPr>
-                <w:b w:val="0"/>
-                <w:sz w:val="18"/>
-              </w:rPr>
-              <w:t>필요 출력 TPM</w:t>
-            </w:r>
-          </w:p>
-        </w:tc>
-        <w:tc>
-          <w:tcPr>
-            <w:tcW w:type="dxa" w:w="2835"/>
-          </w:tcPr>
-          <w:p>
-            <w:pPr>
-              <w:spacing w:after="60" w:before="60" w:line="264" w:lineRule="auto"/>
-            </w:pPr>
-            <w:r>
-              <w:rPr>
-                <w:b w:val="0"/>
-                <w:sz w:val="18"/>
-              </w:rPr>
-              <w:t>41,667</w:t>
-            </w:r>
-          </w:p>
-        </w:tc>
-        <w:tc>
-          <w:tcPr>
-            <w:tcW w:type="dxa" w:w="4309"/>
-          </w:tcPr>
-          <w:p>
-            <w:pPr>
-              <w:spacing w:after="60" w:before="60" w:line="264" w:lineRule="auto"/>
-            </w:pPr>
-            <w:r>
-              <w:rPr>
-                <w:b w:val="0"/>
-                <w:sz w:val="18"/>
-              </w:rPr>
-              <w:t>180,000</w:t>
-            </w:r>
-          </w:p>
-        </w:tc>
-      </w:tr>
-      <w:tr>
-        <w:trPr>
-          <w:cantSplit/>
-        </w:trPr>
-        <w:tc>
-          <w:tcPr>
-            <w:tcW w:type="dxa" w:w="2268"/>
-            <w:shd w:fill="F3F3FA"/>
-          </w:tcPr>
-          <w:p>
-            <w:pPr>
-              <w:spacing w:after="60" w:before="60" w:line="264" w:lineRule="auto"/>
-            </w:pPr>
-            <w:r>
-              <w:rPr>
-                <w:b w:val="0"/>
-                <w:sz w:val="18"/>
-              </w:rPr>
-              <w:t>필요 합산 TPM</w:t>
-            </w:r>
-          </w:p>
-        </w:tc>
-        <w:tc>
-          <w:tcPr>
-            <w:tcW w:type="dxa" w:w="2835"/>
-            <w:shd w:fill="F3F3FA"/>
-          </w:tcPr>
-          <w:p>
-            <w:pPr>
-              <w:spacing w:after="60" w:before="60" w:line="264" w:lineRule="auto"/>
-            </w:pPr>
-            <w:r>
-              <w:rPr>
-                <w:b w:val="0"/>
-                <w:sz w:val="18"/>
-              </w:rPr>
-              <w:t>458,334</w:t>
-            </w:r>
-          </w:p>
-        </w:tc>
-        <w:tc>
-          <w:tcPr>
-            <w:tcW w:type="dxa" w:w="4309"/>
-            <w:shd w:fill="F3F3FA"/>
-          </w:tcPr>
-          <w:p>
-            <w:pPr>
-              <w:spacing w:after="60" w:before="60" w:line="264" w:lineRule="auto"/>
-            </w:pPr>
-            <w:r>
-              <w:rPr>
-                <w:b w:val="0"/>
-                <w:sz w:val="18"/>
-              </w:rPr>
-              <w:t>1,980,000</w:t>
+              <w:t>기본 작업 전체 8,000토큰</w:t>
             </w:r>
           </w:p>
         </w:tc>
@@ -3686,164 +2765,9 @@
     <w:p>
       <w:r>
         <w:rPr>
-          <w:b/>
-        </w:rPr>
-        <w:t>계산 방법:</w:t>
-      </w:r>
-      <w:r>
-        <w:rPr>
           <w:b w:val="0"/>
         </w:rPr>
-        <w:t xml:space="preserve"> 모델 호출/초 = 피크 QPS × 생성 비율 × 평균 호출 횟수. 동시 호출 배정 = ceil(호출/초 × 평균 점유 시간 ÷ 0.7). RPM = ceil(호출/초 × 60 ÷ 0.7). 입력·출력·합산 TPM은 각각 해당 토큰 수를 곱해 같은 방식으로 올림한다.</w:t>
-      </w:r>
-    </w:p>
-    <w:p>
-      <w:r>
-        <w:rPr>
-          <w:b w:val="0"/>
-        </w:rPr>
-        <w:t>각 배정값에는 이미 70% 이용률 기준 여유가 포함돼 있다. 다시 30%를 가산하지 않는다. 분리 TPM과 합산 TPM은 각각 독립 올림하므로 분리값의 합과 합산값이 1 차이 날 수 있다. 제공자 계약에 맞는 제한을 적용한다.</w:t>
-      </w:r>
-    </w:p>
-    <w:p>
-      <w:pPr>
-        <w:pStyle w:val="Heading2"/>
-      </w:pPr>
-      <w:r>
-        <w:t>모델 쿼터가 부족한 경우</w:t>
-      </w:r>
-    </w:p>
-    <w:p>
-      <w:r>
-        <w:rPr>
-          <w:b w:val="0"/>
-        </w:rPr>
-        <w:t xml:space="preserve">동시 호출 20개, 평균 30초, 전부 생성·1.05회라면 지원 상한은 20 × 0.7 ÷ 30 ÷ 1.05 ≈ </w:t>
-      </w:r>
-      <w:r>
-        <w:rPr>
-          <w:b/>
-        </w:rPr>
-        <w:t>0.44질문/초</w:t>
-      </w:r>
-      <w:r>
-        <w:rPr>
-          <w:b w:val="0"/>
-        </w:rPr>
-        <w:t>다. RPM·TPM 제약이 있으면 더 낮다. API 증설에 앞서 온라인 할당량 확보, 생성 선택 제공, 출력 길이 조정 및 짧은 대기열을 적용한다.</w:t>
-      </w:r>
-    </w:p>
-    <w:p>
-      <w:r>
-        <w:rPr>
-          <w:b w:val="0"/>
-        </w:rPr>
-        <w:t>쿼터는 타 서비스·야간 배치를 제외한 온라인 몫이어야 한다. 모든 API 레플리카가 공유하는 전역 limiter를 두고 동시성·RPM·TPM을 함께 제한한다. 제공자가 최대 출력·추론 토큰으로 예약하면 그 기준으로 재산정한다. 평균 시간으로 계산한 동시성은 p95 응답시간을 보장하지 않는다.</w:t>
-      </w:r>
-    </w:p>
-    <w:p>
-      <w:r>
-        <w:br w:type="page"/>
-      </w:r>
-    </w:p>
-    <w:p>
-      <w:pPr>
-        <w:pStyle w:val="Heading1"/>
-      </w:pPr>
-      <w:r>
-        <w:t>6. Milvus RAM과 저장 공간</w:t>
-      </w:r>
-    </w:p>
-    <w:p>
-      <w:pPr>
-        <w:pStyle w:val="Heading2"/>
-      </w:pPr>
-      <w:r>
-        <w:t>데이터 크기로 산정한 검색 메모리</w:t>
-      </w:r>
-    </w:p>
-    <w:p>
-      <w:r>
-        <w:rPr>
-          <w:b w:val="0"/>
-        </w:rPr>
-        <w:t xml:space="preserve">원시 dense 벡터 = 7,585,436 × 1,024 × 4 bytes ÷ 2³⁰ = </w:t>
-      </w:r>
-      <w:r>
-        <w:rPr>
-          <w:b/>
-        </w:rPr>
-        <w:t>28.94GiB</w:t>
-      </w:r>
-      <w:r>
-        <w:rPr>
-          <w:b w:val="0"/>
-        </w:rPr>
-        <w:t xml:space="preserve">. scalar 메타데이터는 청크당 1KiB로 약 </w:t>
-      </w:r>
-      <w:r>
-        <w:rPr>
-          <w:b/>
-        </w:rPr>
-        <w:t>7.23GiB</w:t>
-      </w:r>
-      <w:r>
-        <w:rPr>
-          <w:b w:val="0"/>
-        </w:rPr>
-        <w:t>를 가정한다. 인덱스 포함 resident vector 계수 2.0, 메모리 이용률 70%, 프로세스 여유 8GiB를 적용한다.</w:t>
-      </w:r>
-    </w:p>
-    <w:p>
-      <w:r>
-        <w:rPr>
-          <w:b w:val="0"/>
-        </w:rPr>
-        <w:t xml:space="preserve">복제본당 계획 RAM = (28.9361 × 2.0 + 7.2340) ÷ 0.7 + 8 ≈ </w:t>
-      </w:r>
-      <w:r>
-        <w:rPr>
-          <w:b/>
-        </w:rPr>
-        <w:t>101.0GiB</w:t>
-      </w:r>
-      <w:r>
-        <w:rPr>
-          <w:b w:val="0"/>
-        </w:rPr>
-        <w:t xml:space="preserve">. 이를 올려 </w:t>
-      </w:r>
-      <w:r>
-        <w:rPr>
-          <w:b/>
-        </w:rPr>
-        <w:t>128GiB/그룹</w:t>
-      </w:r>
-      <w:r>
-        <w:rPr>
-          <w:b w:val="0"/>
-        </w:rPr>
-        <w:t xml:space="preserve">, 2그룹에 </w:t>
-      </w:r>
-      <w:r>
-        <w:rPr>
-          <w:b/>
-        </w:rPr>
-        <w:t>256GiB</w:t>
-      </w:r>
-      <w:r>
-        <w:rPr>
-          <w:b w:val="0"/>
-        </w:rPr>
-        <w:t>를 준비한다. 계수 2.0은 실측 HNSW 오버헤드가 아니라 계획 가정이다. 구·신 컬렉션 동시 load, 인덱스 빌드, growing segment와 sparse/multi-vector 사용은 추가 측정한다.</w:t>
-      </w:r>
-    </w:p>
-    <w:p>
-      <w:pPr>
-        <w:pStyle w:val="Heading2"/>
-      </w:pPr>
-      <w:r>
-        <w:t>저장소별 기준 시나리오</w:t>
+        <w:t>초안은 계획·본문·검토 등 전체 호출과 중간 출력을 포함한 토큰 예산이다. 결과 쪽 수·장 수에 필요한 실제 토큰은 템플릿·언어로 검증한다. 초안 호출·입출력·점유에는 재시도 계수 1.1을 곱한다. 일반 답변의 1.1회에도 재시도 예산이 들어 있다. 첫 토큰 10초, 출력 16 tok/s로 계산하고 평균 30초의 기존 모델 가정을 폐기한다.</w:t>
       </w:r>
     </w:p>
     <w:tbl>
@@ -3878,7 +2802,7 @@
                 <w:color w:val="FFFFFF"/>
                 <w:sz w:val="18"/>
               </w:rPr>
-              <w:t>논리 저장 항목</w:t>
+              <w:t>5 QPS 혼합 요청의 온라인 배정</w:t>
             </w:r>
           </w:p>
         </w:tc>
@@ -3897,7 +2821,7 @@
                 <w:color w:val="FFFFFF"/>
                 <w:sz w:val="18"/>
               </w:rPr>
-              <w:t>GiB</w:t>
+              <w:t>요구량</w:t>
             </w:r>
           </w:p>
         </w:tc>
@@ -3916,7 +2840,7 @@
                 <w:color w:val="FFFFFF"/>
                 <w:sz w:val="18"/>
               </w:rPr>
-              <w:t>포함 범위</w:t>
+              <w:t>적용 범위</w:t>
             </w:r>
           </w:p>
         </w:tc>
@@ -3938,7 +2862,7 @@
                 <w:b w:val="0"/>
                 <w:sz w:val="18"/>
               </w:rPr>
-              <w:t>원본·파생 자산</w:t>
+              <w:t>동시 모델 호출</w:t>
             </w:r>
           </w:p>
         </w:tc>
@@ -3955,7 +2879,7 @@
                 <w:b w:val="0"/>
                 <w:sz w:val="18"/>
               </w:rPr>
-              <w:t>248.8</w:t>
+              <w:t>1,300</w:t>
             </w:r>
           </w:p>
         </w:tc>
@@ -3972,7 +2896,7 @@
                 <w:b w:val="0"/>
                 <w:sz w:val="18"/>
               </w:rPr>
-              <w:t>95GB 원본, 추출 자산 원본의 1배, 정규화 텍스트</w:t>
+              <w:t>일반 답변 + 초안, 평균 점유 기준</w:t>
             </w:r>
           </w:p>
         </w:tc>
@@ -3995,7 +2919,7 @@
                 <w:b w:val="0"/>
                 <w:sz w:val="18"/>
               </w:rPr>
-              <w:t>Milvus 영속 데이터</w:t>
+              <w:t>RPM</w:t>
             </w:r>
           </w:p>
         </w:tc>
@@ -4013,7 +2937,7 @@
                 <w:b w:val="0"/>
                 <w:sz w:val="18"/>
               </w:rPr>
-              <w:t>84.6</w:t>
+              <w:t>924</w:t>
             </w:r>
           </w:p>
         </w:tc>
@@ -4031,7 +2955,7 @@
                 <w:b w:val="0"/>
                 <w:sz w:val="18"/>
               </w:rPr>
-              <w:t>벡터·인덱스·scalar</w:t>
+              <w:t>모든 호출 경로·레플리카 합산</w:t>
             </w:r>
           </w:p>
         </w:tc>
@@ -4053,7 +2977,7 @@
                 <w:b w:val="0"/>
                 <w:sz w:val="18"/>
               </w:rPr>
-              <w:t>키워드 색인</w:t>
+              <w:t>입력 TPM</w:t>
             </w:r>
           </w:p>
         </w:tc>
@@ -4070,7 +2994,7 @@
                 <w:b w:val="0"/>
                 <w:sz w:val="18"/>
               </w:rPr>
-              <w:t>56.4</w:t>
+              <w:t>5,544,000</w:t>
             </w:r>
           </w:p>
         </w:tc>
@@ -4087,7 +3011,7 @@
                 <w:b w:val="0"/>
                 <w:sz w:val="18"/>
               </w:rPr>
-              <w:t>청크당 3KiB, 복사본 2개</w:t>
+              <w:t>반복 컨텍스트 포함</w:t>
             </w:r>
           </w:p>
         </w:tc>
@@ -4110,7 +3034,7 @@
                 <w:b w:val="0"/>
                 <w:sz w:val="18"/>
               </w:rPr>
-              <w:t>메타데이터 DB</w:t>
+              <w:t>출력 TPM</w:t>
             </w:r>
           </w:p>
         </w:tc>
@@ -4128,7 +3052,7 @@
                 <w:b w:val="0"/>
                 <w:sz w:val="18"/>
               </w:rPr>
-              <w:t>7.4</w:t>
+              <w:t>1,100,000</w:t>
             </w:r>
           </w:p>
         </w:tc>
@@ -4146,7 +3070,7 @@
                 <w:b w:val="0"/>
                 <w:sz w:val="18"/>
               </w:rPr>
-              <w:t>청크·문서 메타, 대화·감사 로그 제외</w:t>
+              <w:t>중간 작성·검토·재시도 출력 포함</w:t>
             </w:r>
           </w:p>
         </w:tc>
@@ -4168,7 +3092,7 @@
                 <w:b w:val="0"/>
                 <w:sz w:val="18"/>
               </w:rPr>
-              <w:t>상시 논리 저장 합계</w:t>
+              <w:t>합산 TPM</w:t>
             </w:r>
           </w:p>
         </w:tc>
@@ -4185,7 +3109,7 @@
                 <w:b w:val="0"/>
                 <w:sz w:val="18"/>
               </w:rPr>
-              <w:t>397.3</w:t>
+              <w:t>6,644,000</w:t>
             </w:r>
           </w:p>
         </w:tc>
@@ -4202,7 +3126,241 @@
                 <w:b w:val="0"/>
                 <w:sz w:val="18"/>
               </w:rPr>
-              <w:t>위 네 항목, 추가 개정 여유 1.3배 반영</w:t>
+              <w:t>분리/합산 제한은 사내 계약에 맞춰 적용</w:t>
+            </w:r>
+          </w:p>
+        </w:tc>
+      </w:tr>
+    </w:tbl>
+    <w:p>
+      <w:pPr>
+        <w:spacing w:after="0"/>
+      </w:pPr>
+    </w:p>
+    <w:p>
+      <w:r>
+        <w:rPr>
+          <w:b w:val="0"/>
+        </w:rPr>
+        <w:t>동시 호출 = ceil((초당 일반 호출 × 평균 답변 점유 + 초당 초안 × 작업당 모델 점유 합계) ÷ 0.6). RPM·TPM도 합산 수요를 0.6으로 나눠 올림한다. 이용률 여유를 다시 중복 가산하지 않는다. 제공자가 최대 출력·추론 토큰으로 쿼터를 예약하면 그 계약 기준으로 추가 보정해야 한다. 실제 온라인 할당량은 미확인이므로 현재 처리 가능 여부를 확정하지 않는다.</w:t>
+      </w:r>
+    </w:p>
+    <w:p>
+      <w:r>
+        <w:rPr>
+          <w:b w:val="0"/>
+        </w:rPr>
+        <w:t>초안당 모델 점유 합계 평균은 515.9초다. 순차 호출·조립·기타 처리까지 계획 평균 약 9.1분이며 첨부 전처리·큐 대기는 별도다. 기존 일반 답변 p95 60초를 긴 초안에 그대로 적용하지 않는다. 초안은 접수 후 비동기로 처리하고 실제 완료시간을 표시한다.</w:t>
+      </w:r>
+    </w:p>
+    <w:p>
+      <w:pPr>
+        <w:pStyle w:val="Heading2"/>
+      </w:pPr>
+      <w:r>
+        <w:t>첨부 임베딩은 별도 추론 쿼터</w:t>
+      </w:r>
+    </w:p>
+    <w:p>
+      <w:r>
+        <w:rPr>
+          <w:b w:val="0"/>
+        </w:rPr>
+        <w:t xml:space="preserve">30페이지 × 6청크 = 파일당 180청크, 청크당 400토큰을 가정한다. 3파일/초이면 첨부 540청크/초·12,960,000 TPM이 실제 수요다. 이용률 60% 반영 시 </w:t>
+      </w:r>
+      <w:r>
+        <w:rPr>
+          <w:b/>
+        </w:rPr>
+        <w:t>900청크/초</w:t>
+      </w:r>
+      <w:r>
+        <w:rPr>
+          <w:b w:val="0"/>
+        </w:rPr>
+        <w:t xml:space="preserve">, 질의 임베딩 </w:t>
+      </w:r>
+      <w:r>
+        <w:rPr>
+          <w:b/>
+        </w:rPr>
+        <w:t>8.33건/초</w:t>
+      </w:r>
+      <w:r>
+        <w:rPr>
+          <w:b w:val="0"/>
+        </w:rPr>
+        <w:t xml:space="preserve">, 합산 </w:t>
+      </w:r>
+      <w:r>
+        <w:rPr>
+          <w:b/>
+        </w:rPr>
+        <w:t>21,675,000 TPM</w:t>
+      </w:r>
+      <w:r>
+        <w:rPr>
+          <w:b w:val="0"/>
+        </w:rPr>
+        <w:t xml:space="preserve"> 배정이 필요하다. 질의 입력은 150토큰, 모든 고수준 요청에 1회로 보수 가정한다. 청크 처리량과 TPM을 모두 충족해야 하며 RPM·배치 크기·최대 동시성은 endpoint 계약으로 추가 확인한다. Milvus 자체의 적재·저장 자원은 계산하지 않는다.</w:t>
+      </w:r>
+    </w:p>
+    <w:p>
+      <w:r>
+        <w:br w:type="page"/>
+      </w:r>
+    </w:p>
+    <w:p>
+      <w:pPr>
+        <w:pStyle w:val="Heading1"/>
+      </w:pPr>
+      <w:r>
+        <w:t>5. 저장소·임시 디스크·네트워크</w:t>
+      </w:r>
+    </w:p>
+    <w:p>
+      <w:pPr>
+        <w:pStyle w:val="Heading2"/>
+      </w:pPr>
+      <w:r>
+        <w:t>신규 파일의 보관량</w:t>
+      </w:r>
+    </w:p>
+    <w:p>
+      <w:r>
+        <w:rPr>
+          <w:b w:val="0"/>
+        </w:rPr>
+        <w:t>원본은 하루 90GB 증가한다. 원본 1배 + DeDRM 사본 0.5배 + 추출 이미지·텍스트 1배를 30일 보관한다. 결과물은 DOCX 4MB/PPTX 12MB, 평균 7.2MB로 90일 보관한다. 메타·작업 이력·감사 로그는 요청당 50KiB × 90일이다. 주말도 같은 일일량으로 가정하고 압축·중복 제거 절감은 반영하지 않는다.</w:t>
+      </w:r>
+    </w:p>
+    <w:tbl>
+      <w:tblPr>
+        <w:tblStyle w:val="TableGrid"/>
+        <w:tblW w:type="auto" w:w="0"/>
+        <w:tblLayout w:type="fixed"/>
+        <w:tblLook w:firstColumn="1" w:firstRow="1" w:lastColumn="0" w:lastRow="0" w:noHBand="0" w:noVBand="1" w:val="04A0"/>
+      </w:tblPr>
+      <w:tblGrid>
+        <w:gridCol w:w="2268"/>
+        <w:gridCol w:w="2835"/>
+        <w:gridCol w:w="4309"/>
+      </w:tblGrid>
+      <w:tr>
+        <w:trPr>
+          <w:cantSplit/>
+          <w:tblHeader/>
+        </w:trPr>
+        <w:tc>
+          <w:tcPr>
+            <w:tcW w:type="dxa" w:w="2268"/>
+            <w:shd w:fill="4747B3"/>
+          </w:tcPr>
+          <w:p>
+            <w:pPr>
+              <w:spacing w:after="60" w:before="60" w:line="264" w:lineRule="auto"/>
+            </w:pPr>
+            <w:r>
+              <w:rPr>
+                <w:b/>
+                <w:color w:val="FFFFFF"/>
+                <w:sz w:val="18"/>
+              </w:rPr>
+              <w:t>항목</w:t>
+            </w:r>
+          </w:p>
+        </w:tc>
+        <w:tc>
+          <w:tcPr>
+            <w:tcW w:type="dxa" w:w="2835"/>
+            <w:shd w:fill="4747B3"/>
+          </w:tcPr>
+          <w:p>
+            <w:pPr>
+              <w:spacing w:after="60" w:before="60" w:line="264" w:lineRule="auto"/>
+            </w:pPr>
+            <w:r>
+              <w:rPr>
+                <w:b/>
+                <w:color w:val="FFFFFF"/>
+                <w:sz w:val="18"/>
+              </w:rPr>
+              <w:t>계산 결과</w:t>
+            </w:r>
+          </w:p>
+        </w:tc>
+        <w:tc>
+          <w:tcPr>
+            <w:tcW w:type="dxa" w:w="4309"/>
+            <w:shd w:fill="4747B3"/>
+          </w:tcPr>
+          <w:p>
+            <w:pPr>
+              <w:spacing w:after="60" w:before="60" w:line="264" w:lineRule="auto"/>
+            </w:pPr>
+            <w:r>
+              <w:rPr>
+                <w:b/>
+                <w:color w:val="FFFFFF"/>
+                <w:sz w:val="18"/>
+              </w:rPr>
+              <w:t>비고</w:t>
+            </w:r>
+          </w:p>
+        </w:tc>
+      </w:tr>
+      <w:tr>
+        <w:trPr>
+          <w:cantSplit/>
+        </w:trPr>
+        <w:tc>
+          <w:tcPr>
+            <w:tcW w:type="dxa" w:w="2268"/>
+          </w:tcPr>
+          <w:p>
+            <w:pPr>
+              <w:spacing w:after="60" w:before="60" w:line="264" w:lineRule="auto"/>
+            </w:pPr>
+            <w:r>
+              <w:rPr>
+                <w:b w:val="0"/>
+                <w:sz w:val="18"/>
+              </w:rPr>
+              <w:t>첨부 원본·해제본·파생물</w:t>
+            </w:r>
+          </w:p>
+        </w:tc>
+        <w:tc>
+          <w:tcPr>
+            <w:tcW w:type="dxa" w:w="2835"/>
+          </w:tcPr>
+          <w:p>
+            <w:pPr>
+              <w:spacing w:after="60" w:before="60" w:line="264" w:lineRule="auto"/>
+            </w:pPr>
+            <w:r>
+              <w:rPr>
+                <w:b w:val="0"/>
+                <w:sz w:val="18"/>
+              </w:rPr>
+              <w:t>6.139TiB</w:t>
+            </w:r>
+          </w:p>
+        </w:tc>
+        <w:tc>
+          <w:tcPr>
+            <w:tcW w:type="dxa" w:w="4309"/>
+          </w:tcPr>
+          <w:p>
+            <w:pPr>
+              <w:spacing w:after="60" w:before="60" w:line="264" w:lineRule="auto"/>
+            </w:pPr>
+            <w:r>
+              <w:rPr>
+                <w:b w:val="0"/>
+                <w:sz w:val="18"/>
+              </w:rPr>
+              <w:t>30일, 원본 대비 합계 2.5배</w:t>
             </w:r>
           </w:p>
         </w:tc>
@@ -4225,7 +3383,7 @@
                 <w:b w:val="0"/>
                 <w:sz w:val="18"/>
               </w:rPr>
-              <w:t>재색인 추가 공간</w:t>
+              <w:t>DOCX/PPTX 생성 결과</w:t>
             </w:r>
           </w:p>
         </w:tc>
@@ -4243,7 +3401,7 @@
                 <w:b w:val="0"/>
                 <w:sz w:val="18"/>
               </w:rPr>
-              <w:t>141.1</w:t>
+              <w:t>1.768TiB</w:t>
             </w:r>
           </w:p>
         </w:tc>
@@ -4261,7 +3419,122 @@
                 <w:b w:val="0"/>
                 <w:sz w:val="18"/>
               </w:rPr>
-              <w:t>Milvus + 키워드 인덱스 한 세대</w:t>
+              <w:t>90일</w:t>
+            </w:r>
+          </w:p>
+        </w:tc>
+      </w:tr>
+      <w:tr>
+        <w:trPr>
+          <w:cantSplit/>
+        </w:trPr>
+        <w:tc>
+          <w:tcPr>
+            <w:tcW w:type="dxa" w:w="2268"/>
+          </w:tcPr>
+          <w:p>
+            <w:pPr>
+              <w:spacing w:after="60" w:before="60" w:line="264" w:lineRule="auto"/>
+            </w:pPr>
+            <w:r>
+              <w:rPr>
+                <w:b w:val="0"/>
+                <w:sz w:val="18"/>
+              </w:rPr>
+              <w:t>메타·작업·감사 로그</w:t>
+            </w:r>
+          </w:p>
+        </w:tc>
+        <w:tc>
+          <w:tcPr>
+            <w:tcW w:type="dxa" w:w="2835"/>
+          </w:tcPr>
+          <w:p>
+            <w:pPr>
+              <w:spacing w:after="60" w:before="60" w:line="264" w:lineRule="auto"/>
+            </w:pPr>
+            <w:r>
+              <w:rPr>
+                <w:b w:val="0"/>
+                <w:sz w:val="18"/>
+              </w:rPr>
+              <w:t>0.063TiB</w:t>
+            </w:r>
+          </w:p>
+        </w:tc>
+        <w:tc>
+          <w:tcPr>
+            <w:tcW w:type="dxa" w:w="4309"/>
+          </w:tcPr>
+          <w:p>
+            <w:pPr>
+              <w:spacing w:after="60" w:before="60" w:line="264" w:lineRule="auto"/>
+            </w:pPr>
+            <w:r>
+              <w:rPr>
+                <w:b w:val="0"/>
+                <w:sz w:val="18"/>
+              </w:rPr>
+              <w:t>90일, 원문 전체 로깅 제외</w:t>
+            </w:r>
+          </w:p>
+        </w:tc>
+      </w:tr>
+      <w:tr>
+        <w:trPr>
+          <w:cantSplit/>
+        </w:trPr>
+        <w:tc>
+          <w:tcPr>
+            <w:tcW w:type="dxa" w:w="2268"/>
+            <w:shd w:fill="F3F3FA"/>
+          </w:tcPr>
+          <w:p>
+            <w:pPr>
+              <w:spacing w:after="60" w:before="60" w:line="264" w:lineRule="auto"/>
+            </w:pPr>
+            <w:r>
+              <w:rPr>
+                <w:b w:val="0"/>
+                <w:sz w:val="18"/>
+              </w:rPr>
+              <w:t>상시 논리 저장</w:t>
+            </w:r>
+          </w:p>
+        </w:tc>
+        <w:tc>
+          <w:tcPr>
+            <w:tcW w:type="dxa" w:w="2835"/>
+            <w:shd w:fill="F3F3FA"/>
+          </w:tcPr>
+          <w:p>
+            <w:pPr>
+              <w:spacing w:after="60" w:before="60" w:line="264" w:lineRule="auto"/>
+            </w:pPr>
+            <w:r>
+              <w:rPr>
+                <w:b w:val="0"/>
+                <w:sz w:val="18"/>
+              </w:rPr>
+              <w:t>7.970TiB</w:t>
+            </w:r>
+          </w:p>
+        </w:tc>
+        <w:tc>
+          <w:tcPr>
+            <w:tcW w:type="dxa" w:w="4309"/>
+            <w:shd w:fill="F3F3FA"/>
+          </w:tcPr>
+          <w:p>
+            <w:pPr>
+              <w:spacing w:after="60" w:before="60" w:line="264" w:lineRule="auto"/>
+            </w:pPr>
+            <w:r>
+              <w:rPr>
+                <w:b w:val="0"/>
+                <w:sz w:val="18"/>
+              </w:rPr>
+              <w:t>위 항목 합계</w:t>
             </w:r>
           </w:p>
         </w:tc>
@@ -4300,7 +3573,7 @@
                 <w:b w:val="0"/>
                 <w:sz w:val="18"/>
               </w:rPr>
-              <w:t>397.3</w:t>
+              <w:t>7.970TiB</w:t>
             </w:r>
           </w:p>
         </w:tc>
@@ -4317,7 +3590,7 @@
                 <w:b w:val="0"/>
                 <w:sz w:val="18"/>
               </w:rPr>
-              <w:t>상시 저장 한 세트</w:t>
+              <w:t>한 세트, 다세대 백업은 별도</w:t>
             </w:r>
           </w:p>
         </w:tc>
@@ -4340,7 +3613,7 @@
                 <w:b w:val="0"/>
                 <w:sz w:val="18"/>
               </w:rPr>
-              <w:t>빈 공간 30% 포함 총 할당</w:t>
+              <w:t>여유 포함 전체</w:t>
             </w:r>
           </w:p>
         </w:tc>
@@ -4358,7 +3631,7 @@
                 <w:b w:val="0"/>
                 <w:sz w:val="18"/>
               </w:rPr>
-              <w:t>1,336.6</w:t>
+              <w:t>22.77TiB</w:t>
             </w:r>
           </w:p>
         </w:tc>
@@ -4376,169 +3649,7 @@
                 <w:b w:val="0"/>
                 <w:sz w:val="18"/>
               </w:rPr>
-              <w:t>(상시 + 재색인 + 백업) ÷ 0.7</w:t>
-            </w:r>
-          </w:p>
-        </w:tc>
-      </w:tr>
-    </w:tbl>
-    <w:p>
-      <w:pPr>
-        <w:spacing w:after="0"/>
-      </w:pPr>
-    </w:p>
-    <w:p>
-      <w:r>
-        <w:rPr>
-          <w:b w:val="0"/>
-        </w:rPr>
-        <w:t xml:space="preserve">추출 자산 비율 0.5배/2배를 적용한 범위는 </w:t>
-      </w:r>
-      <w:r>
-        <w:rPr>
-          <w:b/>
-        </w:rPr>
-        <w:t>1,172.2~1,665.2GiB</w:t>
-      </w:r>
-      <w:r>
-        <w:rPr>
-          <w:b w:val="0"/>
-        </w:rPr>
-        <w:t xml:space="preserve">다. 기준값을 반올림한 논리 준비 예산은 </w:t>
-      </w:r>
-      <w:r>
-        <w:rPr>
-          <w:b/>
-        </w:rPr>
-        <w:t>1.5TiB</w:t>
-      </w:r>
-      <w:r>
-        <w:rPr>
-          <w:b w:val="0"/>
-        </w:rPr>
-        <w:t xml:space="preserve">, 큰 자산 시나리오는 </w:t>
-      </w:r>
-      <w:r>
-        <w:rPr>
-          <w:b/>
-        </w:rPr>
-        <w:t>2TiB</w:t>
-      </w:r>
-      <w:r>
-        <w:rPr>
-          <w:b w:val="0"/>
-        </w:rPr>
-        <w:t>로 잡을 수 있다. 두 값 모두 개별 서버 디스크 용량이나 물리 디스크 구매 총량이 아니다.</w:t>
-      </w:r>
-    </w:p>
-    <w:p>
-      <w:r>
-        <w:rPr>
-          <w:b w:val="0"/>
-        </w:rPr>
-        <w:t>객체 저장소의 복제/EC, WAL, compaction·색인 빌드 임시 공간, 장기 성장, 대화·감사 로그는 별도다. query 복제본 2개를 객체 저장소 전체 용량의 2배로 적용하지 않는다. 기존 G-HeSS API를 재사용하면 키워드 색인의 신규 할당과 관련 백업·재색인 공간을 중복 요청하지 않는다. 기존 원본·벡터 저장량도 실제 사용 가능 공간을 확인해 차감한다.</w:t>
-      </w:r>
-    </w:p>
-    <w:p>
-      <w:pPr>
-        <w:pStyle w:val="Heading2"/>
-      </w:pPr>
-      <w:r>
-        <w:t>배치와 이관</w:t>
-      </w:r>
-    </w:p>
-    <w:p>
-      <w:r>
-        <w:rPr>
-          <w:b w:val="0"/>
-        </w:rPr>
-        <w:t>전량 임베딩은 이미 완료돼 있으므로 기존 벡터 재사용을 우선한다. 일일 변경 300건 가정은 약 37,305청크, 임베딩 병목 약 0.37시간/일이며 준비·flush·인덱스 고정비는 별도다. 야간 14시간·효율 70% 계획을 적용하되 실제 공유 쿼터를 확인한다. 전량 재임베딩 약 75.3시간은 비교용이며 프로덕션 이관 소요 시간이 아니다.</w:t>
-      </w:r>
-    </w:p>
-    <w:p>
-      <w:r>
-        <w:br w:type="page"/>
-      </w:r>
-    </w:p>
-    <w:p>
-      <w:pPr>
-        <w:pStyle w:val="Heading1"/>
-      </w:pPr>
-      <w:r>
-        <w:t>7. 용량 확정과 증설 기준</w:t>
-      </w:r>
-    </w:p>
-    <w:tbl>
-      <w:tblPr>
-        <w:tblStyle w:val="TableGrid"/>
-        <w:tblW w:type="auto" w:w="0"/>
-        <w:tblLayout w:type="fixed"/>
-        <w:tblLook w:firstColumn="1" w:firstRow="1" w:lastColumn="0" w:lastRow="0" w:noHBand="0" w:noVBand="1" w:val="04A0"/>
-      </w:tblPr>
-      <w:tblGrid>
-        <w:gridCol w:w="2268"/>
-        <w:gridCol w:w="2835"/>
-        <w:gridCol w:w="4309"/>
-      </w:tblGrid>
-      <w:tr>
-        <w:trPr>
-          <w:cantSplit/>
-          <w:tblHeader/>
-        </w:trPr>
-        <w:tc>
-          <w:tcPr>
-            <w:tcW w:type="dxa" w:w="2268"/>
-            <w:shd w:fill="4747B3"/>
-          </w:tcPr>
-          <w:p>
-            <w:pPr>
-              <w:spacing w:after="60" w:before="60" w:line="264" w:lineRule="auto"/>
-            </w:pPr>
-            <w:r>
-              <w:rPr>
-                <w:b/>
-                <w:color w:val="FFFFFF"/>
-                <w:sz w:val="18"/>
-              </w:rPr>
-              <w:t>검증 항목</w:t>
-            </w:r>
-          </w:p>
-        </w:tc>
-        <w:tc>
-          <w:tcPr>
-            <w:tcW w:type="dxa" w:w="2835"/>
-            <w:shd w:fill="4747B3"/>
-          </w:tcPr>
-          <w:p>
-            <w:pPr>
-              <w:spacing w:after="60" w:before="60" w:line="264" w:lineRule="auto"/>
-            </w:pPr>
-            <w:r>
-              <w:rPr>
-                <w:b/>
-                <w:color w:val="FFFFFF"/>
-                <w:sz w:val="18"/>
-              </w:rPr>
-              <w:t>방법</w:t>
-            </w:r>
-          </w:p>
-        </w:tc>
-        <w:tc>
-          <w:tcPr>
-            <w:tcW w:type="dxa" w:w="4309"/>
-            <w:shd w:fill="4747B3"/>
-          </w:tcPr>
-          <w:p>
-            <w:pPr>
-              <w:spacing w:after="60" w:before="60" w:line="264" w:lineRule="auto"/>
-            </w:pPr>
-            <w:r>
-              <w:rPr>
-                <w:b/>
-                <w:color w:val="FFFFFF"/>
-                <w:sz w:val="18"/>
-              </w:rPr>
-              <w:t>확정·조치 기준</w:t>
+              <w:t>(상시 + 백업) ÷ 0.7</w:t>
             </w:r>
           </w:p>
         </w:tc>
@@ -4560,7 +3671,7 @@
                 <w:b w:val="0"/>
                 <w:sz w:val="18"/>
               </w:rPr>
-              <w:t>API 및 SSE</w:t>
+              <w:t>할당 제안</w:t>
             </w:r>
           </w:p>
         </w:tc>
@@ -4577,7 +3688,7 @@
                 <w:b w:val="0"/>
                 <w:sz w:val="18"/>
               </w:rPr>
-              <w:t>10분 예열, 5 QPS 30분, API 1개 중단</w:t>
+              <w:t>24TiB</w:t>
             </w:r>
           </w:p>
         </w:tc>
@@ -4594,296 +3705,7 @@
                 <w:b w:val="0"/>
                 <w:sz w:val="18"/>
               </w:rPr>
-              <w:t>오류·연결·RSS·큐 추세 확인. 모델 모사와 실제 호출 분리</w:t>
-            </w:r>
-          </w:p>
-        </w:tc>
-      </w:tr>
-      <w:tr>
-        <w:trPr>
-          <w:cantSplit/>
-        </w:trPr>
-        <w:tc>
-          <w:tcPr>
-            <w:tcW w:type="dxa" w:w="2268"/>
-            <w:shd w:fill="F3F3FA"/>
-          </w:tcPr>
-          <w:p>
-            <w:pPr>
-              <w:spacing w:after="60" w:before="60" w:line="264" w:lineRule="auto"/>
-            </w:pPr>
-            <w:r>
-              <w:rPr>
-                <w:b w:val="0"/>
-                <w:sz w:val="18"/>
-              </w:rPr>
-              <w:t>검색</w:t>
-            </w:r>
-          </w:p>
-        </w:tc>
-        <w:tc>
-          <w:tcPr>
-            <w:tcW w:type="dxa" w:w="2835"/>
-            <w:shd w:fill="F3F3FA"/>
-          </w:tcPr>
-          <w:p>
-            <w:pPr>
-              <w:spacing w:after="60" w:before="60" w:line="264" w:lineRule="auto"/>
-            </w:pPr>
-            <w:r>
-              <w:rPr>
-                <w:b w:val="0"/>
-                <w:sz w:val="18"/>
-              </w:rPr>
-              <w:t>전체 데이터·실제 ACL, 최대 10검색/초, 복제본 1개 불능</w:t>
-            </w:r>
-          </w:p>
-        </w:tc>
-        <w:tc>
-          <w:tcPr>
-            <w:tcW w:type="dxa" w:w="4309"/>
-            <w:shd w:fill="F3F3FA"/>
-          </w:tcPr>
-          <w:p>
-            <w:pPr>
-              <w:spacing w:after="60" w:before="60" w:line="264" w:lineRule="auto"/>
-            </w:pPr>
-            <w:r>
-              <w:rPr>
-                <w:b w:val="0"/>
-                <w:sz w:val="18"/>
-              </w:rPr>
-              <w:t>검색 p95 ≤3초 및 검색 품질 목표 동시 충족</w:t>
-            </w:r>
-          </w:p>
-        </w:tc>
-      </w:tr>
-      <w:tr>
-        <w:trPr>
-          <w:cantSplit/>
-        </w:trPr>
-        <w:tc>
-          <w:tcPr>
-            <w:tcW w:type="dxa" w:w="2268"/>
-          </w:tcPr>
-          <w:p>
-            <w:pPr>
-              <w:spacing w:after="60" w:before="60" w:line="264" w:lineRule="auto"/>
-            </w:pPr>
-            <w:r>
-              <w:rPr>
-                <w:b w:val="0"/>
-                <w:sz w:val="18"/>
-              </w:rPr>
-              <w:t>실제 GLM</w:t>
-            </w:r>
-          </w:p>
-        </w:tc>
-        <w:tc>
-          <w:tcPr>
-            <w:tcW w:type="dxa" w:w="2835"/>
-          </w:tcPr>
-          <w:p>
-            <w:pPr>
-              <w:spacing w:after="60" w:before="60" w:line="264" w:lineRule="auto"/>
-            </w:pPr>
-            <w:r>
-              <w:rPr>
-                <w:b w:val="0"/>
-                <w:sz w:val="18"/>
-              </w:rPr>
-              <w:t>확보 쿼터 내 기준 1.157 QPS부터 단계 확대</w:t>
-            </w:r>
-          </w:p>
-        </w:tc>
-        <w:tc>
-          <w:tcPr>
-            <w:tcW w:type="dxa" w:w="4309"/>
-          </w:tcPr>
-          <w:p>
-            <w:pPr>
-              <w:spacing w:after="60" w:before="60" w:line="264" w:lineRule="auto"/>
-            </w:pPr>
-            <w:r>
-              <w:rPr>
-                <w:b w:val="0"/>
-                <w:sz w:val="18"/>
-              </w:rPr>
-              <w:t>일반 생성 p95 ≤60초 목표, 429·TTFT·usage 확인</w:t>
-            </w:r>
-          </w:p>
-        </w:tc>
-      </w:tr>
-      <w:tr>
-        <w:trPr>
-          <w:cantSplit/>
-        </w:trPr>
-        <w:tc>
-          <w:tcPr>
-            <w:tcW w:type="dxa" w:w="2268"/>
-            <w:shd w:fill="F3F3FA"/>
-          </w:tcPr>
-          <w:p>
-            <w:pPr>
-              <w:spacing w:after="60" w:before="60" w:line="264" w:lineRule="auto"/>
-            </w:pPr>
-            <w:r>
-              <w:rPr>
-                <w:b w:val="0"/>
-                <w:sz w:val="18"/>
-              </w:rPr>
-              <w:t>안정성·증분</w:t>
-            </w:r>
-          </w:p>
-        </w:tc>
-        <w:tc>
-          <w:tcPr>
-            <w:tcW w:type="dxa" w:w="2835"/>
-            <w:shd w:fill="F3F3FA"/>
-          </w:tcPr>
-          <w:p>
-            <w:pPr>
-              <w:spacing w:after="60" w:before="60" w:line="264" w:lineRule="auto"/>
-            </w:pPr>
-            <w:r>
-              <w:rPr>
-                <w:b w:val="0"/>
-                <w:sz w:val="18"/>
-              </w:rPr>
-              <w:t>기준 부하 2시간, 증분 작업 동시 수행</w:t>
-            </w:r>
-          </w:p>
-        </w:tc>
-        <w:tc>
-          <w:tcPr>
-            <w:tcW w:type="dxa" w:w="4309"/>
-            <w:shd w:fill="F3F3FA"/>
-          </w:tcPr>
-          <w:p>
-            <w:pPr>
-              <w:spacing w:after="60" w:before="60" w:line="264" w:lineRule="auto"/>
-            </w:pPr>
-            <w:r>
-              <w:rPr>
-                <w:b w:val="0"/>
-                <w:sz w:val="18"/>
-              </w:rPr>
-              <w:t>메모리·큐 누적 증가와 검색 지연 악화 여부 확인</w:t>
-            </w:r>
-          </w:p>
-        </w:tc>
-      </w:tr>
-      <w:tr>
-        <w:trPr>
-          <w:cantSplit/>
-        </w:trPr>
-        <w:tc>
-          <w:tcPr>
-            <w:tcW w:type="dxa" w:w="2268"/>
-          </w:tcPr>
-          <w:p>
-            <w:pPr>
-              <w:spacing w:after="60" w:before="60" w:line="264" w:lineRule="auto"/>
-            </w:pPr>
-            <w:r>
-              <w:rPr>
-                <w:b w:val="0"/>
-                <w:sz w:val="18"/>
-              </w:rPr>
-              <w:t>검색 품질·권한</w:t>
-            </w:r>
-          </w:p>
-        </w:tc>
-        <w:tc>
-          <w:tcPr>
-            <w:tcW w:type="dxa" w:w="2835"/>
-          </w:tcPr>
-          <w:p>
-            <w:pPr>
-              <w:spacing w:after="60" w:before="60" w:line="264" w:lineRule="auto"/>
-            </w:pPr>
-            <w:r>
-              <w:rPr>
-                <w:b w:val="0"/>
-                <w:sz w:val="18"/>
-              </w:rPr>
-              <w:t>문서번호·자연어·OCR·권한 평가</w:t>
-            </w:r>
-          </w:p>
-        </w:tc>
-        <w:tc>
-          <w:tcPr>
-            <w:tcW w:type="dxa" w:w="4309"/>
-          </w:tcPr>
-          <w:p>
-            <w:pPr>
-              <w:spacing w:after="60" w:before="60" w:line="264" w:lineRule="auto"/>
-            </w:pPr>
-            <w:r>
-              <w:rPr>
-                <w:b w:val="0"/>
-                <w:sz w:val="18"/>
-              </w:rPr>
-              <w:t>Recall@10 ≥90% 목표, 권한 밖 노출 0건</w:t>
-            </w:r>
-          </w:p>
-        </w:tc>
-      </w:tr>
-      <w:tr>
-        <w:trPr>
-          <w:cantSplit/>
-        </w:trPr>
-        <w:tc>
-          <w:tcPr>
-            <w:tcW w:type="dxa" w:w="2268"/>
-            <w:shd w:fill="F3F3FA"/>
-          </w:tcPr>
-          <w:p>
-            <w:pPr>
-              <w:spacing w:after="60" w:before="60" w:line="264" w:lineRule="auto"/>
-            </w:pPr>
-            <w:r>
-              <w:rPr>
-                <w:b w:val="0"/>
-                <w:sz w:val="18"/>
-              </w:rPr>
-              <w:t>복구</w:t>
-            </w:r>
-          </w:p>
-        </w:tc>
-        <w:tc>
-          <w:tcPr>
-            <w:tcW w:type="dxa" w:w="2835"/>
-            <w:shd w:fill="F3F3FA"/>
-          </w:tcPr>
-          <w:p>
-            <w:pPr>
-              <w:spacing w:after="60" w:before="60" w:line="264" w:lineRule="auto"/>
-            </w:pPr>
-            <w:r>
-              <w:rPr>
-                <w:b w:val="0"/>
-                <w:sz w:val="18"/>
-              </w:rPr>
-              <w:t>장애 전환·백업 복원·이관 복귀 시험</w:t>
-            </w:r>
-          </w:p>
-        </w:tc>
-        <w:tc>
-          <w:tcPr>
-            <w:tcW w:type="dxa" w:w="4309"/>
-            <w:shd w:fill="F3F3FA"/>
-          </w:tcPr>
-          <w:p>
-            <w:pPr>
-              <w:spacing w:after="60" w:before="60" w:line="264" w:lineRule="auto"/>
-            </w:pPr>
-            <w:r>
-              <w:rPr>
-                <w:b w:val="0"/>
-                <w:sz w:val="18"/>
-              </w:rPr>
-              <w:t>측정 RTO/RPO와 운영 요구 비교 후 확정</w:t>
+              <w:t>운영 저장소와 독립 백업에 분리 배정</w:t>
             </w:r>
           </w:p>
         </w:tc>
@@ -4899,7 +3721,15 @@
         <w:rPr>
           <w:b w:val="0"/>
         </w:rPr>
-        <w:t>CPU 지속 포화와 이벤트 루프 지연이 원인이면 API를 3→4~6개로 늘려 재시험한다. 모델 대기·429가 원인이면 쿼터와 admission 정책을 조정한다. 검색 load RAM이 계획 70%를 넘거나 OOM 위험이 있으면 실제 메모리 계수·적재 범위를 보정하고 그룹 RAM을 늘린다. 검색 지연은 ACL 필터·ANN 설정·CPU·I/O 병목을 구분한 뒤 증설한다.</w:t>
+        <w:t>24TiB는 논리 저장소와 백업 합계이며 단일 디스크·단일 장애 영역에 배치하지 않는다. 스토리지 물리 복제/EC 계수, DB WAL, 장기 백업 정책은 소유 서비스에서 추가한다. 기존 95GB 지식베이스와 Milvus 저장량은 이 표에 포함하지 않는다. 보관 만료 삭제가 동작해야 이 정상상태 용량을 유지한다.</w:t>
+      </w:r>
+    </w:p>
+    <w:p>
+      <w:pPr>
+        <w:pStyle w:val="Heading2"/>
+      </w:pPr>
+      <w:r>
+        <w:t>로컬 작업 공간과 통신</w:t>
       </w:r>
     </w:p>
     <w:p>
@@ -4907,7 +3737,80 @@
         <w:rPr>
           <w:b w:val="0"/>
         </w:rPr>
-        <w:t>실제 Milvus schema·dtype·인덱스·resident RAM, GLM 평균/p95와 할당량, 임베딩 처리량, 기존 스토리지 여유를 확보해야 최종 배정안을 확정할 수 있다. 본 작업에서는 사내 서비스 호출·부하 시험·인프라 배정을 수행하지 않았다.</w:t>
+        <w:t xml:space="preserve">DeDRM 100GiB × 3, 파싱 100GiB × 5, OCR 100GiB × 11, 조립 200GiB × 5 = </w:t>
+      </w:r>
+      <w:r>
+        <w:rPr>
+          <w:b/>
+        </w:rPr>
+        <w:t>2,900GiB</w:t>
+      </w:r>
+      <w:r>
+        <w:rPr>
+          <w:b w:val="0"/>
+        </w:rPr>
+        <w:t>의 로컬 임시 SSD를 별도로 준비한다. 이 값은 파일별 전개 크기 실측 전 시작 예산이다. 작업별 임시 공간 상한·완료/실패 정리·여유 공간 감시를 둔다. OS·DB 볼륨은 별도이며, 대기 중 파일은 RAM/로컬 임시 공간 대신 객체 저장소에 둔다.</w:t>
+      </w:r>
+    </w:p>
+    <w:p>
+      <w:r>
+        <w:rPr>
+          <w:b w:val="0"/>
+        </w:rPr>
+        <w:t xml:space="preserve">업로드 30MB/s, 결과물 2회 다운로드 14.4MB/s를 합쳐 355.2Mbps 수요다. 이용률 60%로 </w:t>
+      </w:r>
+      <w:r>
+        <w:rPr>
+          <w:b/>
+        </w:rPr>
+        <w:t>592Mbps</w:t>
+      </w:r>
+      <w:r>
+        <w:rPr>
+          <w:b w:val="0"/>
+        </w:rPr>
+        <w:t xml:space="preserve">를 준비하고 외부 경로는 </w:t>
+      </w:r>
+      <w:r>
+        <w:rPr>
+          <w:b/>
+        </w:rPr>
+        <w:t>1Gbps급 이상</w:t>
+      </w:r>
+      <w:r>
+        <w:rPr>
+          <w:b w:val="0"/>
+        </w:rPr>
+        <w:t xml:space="preserve">, 내부 전송 3배 예산 </w:t>
+      </w:r>
+      <w:r>
+        <w:rPr>
+          <w:b/>
+        </w:rPr>
+        <w:t>1.776Gbps</w:t>
+      </w:r>
+      <w:r>
+        <w:rPr>
+          <w:b w:val="0"/>
+        </w:rPr>
+        <w:t xml:space="preserve">를 고려해 </w:t>
+      </w:r>
+      <w:r>
+        <w:rPr>
+          <w:b/>
+        </w:rPr>
+        <w:t>10Gbps급 내부 연결</w:t>
+      </w:r>
+      <w:r>
+        <w:rPr>
+          <w:b w:val="0"/>
+        </w:rPr>
+        <w:t>을 시작점으로 둔다. 양방향 합계로 보수 계산했으며 풀듀플렉스 링크는 방향별로도 검증한다. 실제 OCR 파생물 I/O·백업 창의 속도는 따로 측정한다.</w:t>
+      </w:r>
+    </w:p>
+    <w:p>
+      <w:r>
+        <w:br w:type="page"/>
       </w:r>
     </w:p>
     <w:p>
@@ -4915,7 +3818,576 @@
         <w:pStyle w:val="Heading1"/>
       </w:pPr>
       <w:r>
-        <w:t>8. 근거와 재생성</w:t>
+        <w:t>6. 민감도와 운영 제한</w:t>
+      </w:r>
+    </w:p>
+    <w:tbl>
+      <w:tblPr>
+        <w:tblStyle w:val="TableGrid"/>
+        <w:tblW w:type="auto" w:w="0"/>
+        <w:tblLayout w:type="fixed"/>
+        <w:tblLook w:firstColumn="1" w:firstRow="1" w:lastColumn="0" w:lastRow="0" w:noHBand="0" w:noVBand="1" w:val="04A0"/>
+      </w:tblPr>
+      <w:tblGrid>
+        <w:gridCol w:w="2948"/>
+        <w:gridCol w:w="2154"/>
+        <w:gridCol w:w="2154"/>
+        <w:gridCol w:w="2154"/>
+      </w:tblGrid>
+      <w:tr>
+        <w:trPr>
+          <w:cantSplit/>
+          <w:tblHeader/>
+        </w:trPr>
+        <w:tc>
+          <w:tcPr>
+            <w:tcW w:type="dxa" w:w="2948"/>
+            <w:shd w:fill="4747B3"/>
+          </w:tcPr>
+          <w:p>
+            <w:pPr>
+              <w:spacing w:after="60" w:before="60" w:line="264" w:lineRule="auto"/>
+            </w:pPr>
+            <w:r>
+              <w:rPr>
+                <w:b/>
+                <w:color w:val="FFFFFF"/>
+                <w:sz w:val="18"/>
+              </w:rPr>
+              <w:t>조건</w:t>
+            </w:r>
+          </w:p>
+        </w:tc>
+        <w:tc>
+          <w:tcPr>
+            <w:tcW w:type="dxa" w:w="2154"/>
+            <w:shd w:fill="4747B3"/>
+          </w:tcPr>
+          <w:p>
+            <w:pPr>
+              <w:spacing w:after="60" w:before="60" w:line="264" w:lineRule="auto"/>
+            </w:pPr>
+            <w:r>
+              <w:rPr>
+                <w:b/>
+                <w:color w:val="FFFFFF"/>
+                <w:sz w:val="18"/>
+              </w:rPr>
+              <w:t>QPS</w:t>
+            </w:r>
+          </w:p>
+        </w:tc>
+        <w:tc>
+          <w:tcPr>
+            <w:tcW w:type="dxa" w:w="2154"/>
+            <w:shd w:fill="4747B3"/>
+          </w:tcPr>
+          <w:p>
+            <w:pPr>
+              <w:spacing w:after="60" w:before="60" w:line="264" w:lineRule="auto"/>
+            </w:pPr>
+            <w:r>
+              <w:rPr>
+                <w:b/>
+                <w:color w:val="FFFFFF"/>
+                <w:sz w:val="18"/>
+              </w:rPr>
+              <w:t>역할 vCPU / GiB</w:t>
+            </w:r>
+          </w:p>
+        </w:tc>
+        <w:tc>
+          <w:tcPr>
+            <w:tcW w:type="dxa" w:w="2154"/>
+            <w:shd w:fill="4747B3"/>
+          </w:tcPr>
+          <w:p>
+            <w:pPr>
+              <w:spacing w:after="60" w:before="60" w:line="264" w:lineRule="auto"/>
+            </w:pPr>
+            <w:r>
+              <w:rPr>
+                <w:b/>
+                <w:color w:val="FFFFFF"/>
+                <w:sz w:val="18"/>
+              </w:rPr>
+              <w:t>LLM 동시 호출</w:t>
+            </w:r>
+          </w:p>
+        </w:tc>
+      </w:tr>
+      <w:tr>
+        <w:trPr>
+          <w:cantSplit/>
+        </w:trPr>
+        <w:tc>
+          <w:tcPr>
+            <w:tcW w:type="dxa" w:w="2948"/>
+          </w:tcPr>
+          <w:p>
+            <w:pPr>
+              <w:spacing w:after="60" w:before="60" w:line="264" w:lineRule="auto"/>
+            </w:pPr>
+            <w:r>
+              <w:rPr>
+                <w:b w:val="0"/>
+                <w:sz w:val="18"/>
+              </w:rPr>
+              <w:t>예상 피크</w:t>
+            </w:r>
+          </w:p>
+        </w:tc>
+        <w:tc>
+          <w:tcPr>
+            <w:tcW w:type="dxa" w:w="2154"/>
+          </w:tcPr>
+          <w:p>
+            <w:pPr>
+              <w:spacing w:after="60" w:before="60" w:line="264" w:lineRule="auto"/>
+            </w:pPr>
+            <w:r>
+              <w:rPr>
+                <w:b w:val="0"/>
+                <w:sz w:val="18"/>
+              </w:rPr>
+              <w:t>3.704</w:t>
+            </w:r>
+          </w:p>
+        </w:tc>
+        <w:tc>
+          <w:tcPr>
+            <w:tcW w:type="dxa" w:w="2154"/>
+          </w:tcPr>
+          <w:p>
+            <w:pPr>
+              <w:spacing w:after="60" w:before="60" w:line="264" w:lineRule="auto"/>
+            </w:pPr>
+            <w:r>
+              <w:rPr>
+                <w:b w:val="0"/>
+                <w:sz w:val="18"/>
+              </w:rPr>
+              <w:t>282 / 644</w:t>
+            </w:r>
+          </w:p>
+        </w:tc>
+        <w:tc>
+          <w:tcPr>
+            <w:tcW w:type="dxa" w:w="2154"/>
+          </w:tcPr>
+          <w:p>
+            <w:pPr>
+              <w:spacing w:after="60" w:before="60" w:line="264" w:lineRule="auto"/>
+            </w:pPr>
+            <w:r>
+              <w:rPr>
+                <w:b w:val="0"/>
+                <w:sz w:val="18"/>
+              </w:rPr>
+              <w:t>963</w:t>
+            </w:r>
+          </w:p>
+        </w:tc>
+      </w:tr>
+      <w:tr>
+        <w:trPr>
+          <w:cantSplit/>
+        </w:trPr>
+        <w:tc>
+          <w:tcPr>
+            <w:tcW w:type="dxa" w:w="2948"/>
+            <w:shd w:fill="F3F3FA"/>
+          </w:tcPr>
+          <w:p>
+            <w:pPr>
+              <w:spacing w:after="60" w:before="60" w:line="264" w:lineRule="auto"/>
+            </w:pPr>
+            <w:r>
+              <w:rPr>
+                <w:b w:val="0"/>
+                <w:sz w:val="18"/>
+              </w:rPr>
+              <w:t>보수 준비</w:t>
+            </w:r>
+          </w:p>
+        </w:tc>
+        <w:tc>
+          <w:tcPr>
+            <w:tcW w:type="dxa" w:w="2154"/>
+            <w:shd w:fill="F3F3FA"/>
+          </w:tcPr>
+          <w:p>
+            <w:pPr>
+              <w:spacing w:after="60" w:before="60" w:line="264" w:lineRule="auto"/>
+            </w:pPr>
+            <w:r>
+              <w:rPr>
+                <w:b w:val="0"/>
+                <w:sz w:val="18"/>
+              </w:rPr>
+              <w:t>5.000</w:t>
+            </w:r>
+          </w:p>
+        </w:tc>
+        <w:tc>
+          <w:tcPr>
+            <w:tcW w:type="dxa" w:w="2154"/>
+            <w:shd w:fill="F3F3FA"/>
+          </w:tcPr>
+          <w:p>
+            <w:pPr>
+              <w:spacing w:after="60" w:before="60" w:line="264" w:lineRule="auto"/>
+            </w:pPr>
+            <w:r>
+              <w:rPr>
+                <w:b w:val="0"/>
+                <w:sz w:val="18"/>
+              </w:rPr>
+              <w:t>354 / 804</w:t>
+            </w:r>
+          </w:p>
+        </w:tc>
+        <w:tc>
+          <w:tcPr>
+            <w:tcW w:type="dxa" w:w="2154"/>
+            <w:shd w:fill="F3F3FA"/>
+          </w:tcPr>
+          <w:p>
+            <w:pPr>
+              <w:spacing w:after="60" w:before="60" w:line="264" w:lineRule="auto"/>
+            </w:pPr>
+            <w:r>
+              <w:rPr>
+                <w:b w:val="0"/>
+                <w:sz w:val="18"/>
+              </w:rPr>
+              <w:t>1,300</w:t>
+            </w:r>
+          </w:p>
+        </w:tc>
+      </w:tr>
+      <w:tr>
+        <w:trPr>
+          <w:cantSplit/>
+        </w:trPr>
+        <w:tc>
+          <w:tcPr>
+            <w:tcW w:type="dxa" w:w="2948"/>
+          </w:tcPr>
+          <w:p>
+            <w:pPr>
+              <w:spacing w:after="60" w:before="60" w:line="264" w:lineRule="auto"/>
+            </w:pPr>
+            <w:r>
+              <w:rPr>
+                <w:b w:val="0"/>
+                <w:sz w:val="18"/>
+              </w:rPr>
+              <w:t>2배 집중</w:t>
+            </w:r>
+          </w:p>
+        </w:tc>
+        <w:tc>
+          <w:tcPr>
+            <w:tcW w:type="dxa" w:w="2154"/>
+          </w:tcPr>
+          <w:p>
+            <w:pPr>
+              <w:spacing w:after="60" w:before="60" w:line="264" w:lineRule="auto"/>
+            </w:pPr>
+            <w:r>
+              <w:rPr>
+                <w:b w:val="0"/>
+                <w:sz w:val="18"/>
+              </w:rPr>
+              <w:t>10.000</w:t>
+            </w:r>
+          </w:p>
+        </w:tc>
+        <w:tc>
+          <w:tcPr>
+            <w:tcW w:type="dxa" w:w="2154"/>
+          </w:tcPr>
+          <w:p>
+            <w:pPr>
+              <w:spacing w:after="60" w:before="60" w:line="264" w:lineRule="auto"/>
+            </w:pPr>
+            <w:r>
+              <w:rPr>
+                <w:b w:val="0"/>
+                <w:sz w:val="18"/>
+              </w:rPr>
+              <w:t>602 / 1364</w:t>
+            </w:r>
+          </w:p>
+        </w:tc>
+        <w:tc>
+          <w:tcPr>
+            <w:tcW w:type="dxa" w:w="2154"/>
+          </w:tcPr>
+          <w:p>
+            <w:pPr>
+              <w:spacing w:after="60" w:before="60" w:line="264" w:lineRule="auto"/>
+            </w:pPr>
+            <w:r>
+              <w:rPr>
+                <w:b w:val="0"/>
+                <w:sz w:val="18"/>
+              </w:rPr>
+              <w:t>2,600</w:t>
+            </w:r>
+          </w:p>
+        </w:tc>
+      </w:tr>
+    </w:tbl>
+    <w:p>
+      <w:pPr>
+        <w:spacing w:after="0"/>
+      </w:pPr>
+    </w:p>
+    <w:p>
+      <w:r>
+        <w:rPr>
+          <w:b w:val="0"/>
+        </w:rPr>
+        <w:t>비율·파일 크기·작업 비용은 같고 순간 도착률만 바꾼 표다. 보관량은 일일 15,000요청 기준이므로 피크 QPS를 올렸다는 이유로 다시 배수 적용하지 않는다. 10 QPS는 스트레스 조건이며 5 QPS 구성의 보장 범위가 아니다. 표에서 API·DB 등 고정 시작 사양은 유지했으므로 고부하에서는 별도 검증한다.</w:t>
+      </w:r>
+    </w:p>
+    <w:tbl>
+      <w:tblPr>
+        <w:tblStyle w:val="TableGrid"/>
+        <w:tblW w:type="auto" w:w="0"/>
+        <w:tblLayout w:type="fixed"/>
+        <w:tblLook w:firstColumn="1" w:firstRow="1" w:lastColumn="0" w:lastRow="0" w:noHBand="0" w:noVBand="1" w:val="04A0"/>
+      </w:tblPr>
+      <w:tblGrid>
+        <w:gridCol w:w="4706"/>
+        <w:gridCol w:w="4706"/>
+      </w:tblGrid>
+      <w:tr>
+        <w:trPr>
+          <w:cantSplit/>
+          <w:tblHeader/>
+        </w:trPr>
+        <w:tc>
+          <w:tcPr>
+            <w:tcW w:type="dxa" w:w="4706"/>
+            <w:shd w:fill="4747B3"/>
+          </w:tcPr>
+          <w:p>
+            <w:pPr>
+              <w:spacing w:after="60" w:before="60" w:line="264" w:lineRule="auto"/>
+            </w:pPr>
+            <w:r>
+              <w:rPr>
+                <w:b/>
+                <w:color w:val="FFFFFF"/>
+                <w:sz w:val="18"/>
+              </w:rPr>
+              <w:t>추가 조건</w:t>
+            </w:r>
+          </w:p>
+        </w:tc>
+        <w:tc>
+          <w:tcPr>
+            <w:tcW w:type="dxa" w:w="4706"/>
+            <w:shd w:fill="4747B3"/>
+          </w:tcPr>
+          <w:p>
+            <w:pPr>
+              <w:spacing w:after="60" w:before="60" w:line="264" w:lineRule="auto"/>
+            </w:pPr>
+            <w:r>
+              <w:rPr>
+                <w:b/>
+                <w:color w:val="FFFFFF"/>
+                <w:sz w:val="18"/>
+              </w:rPr>
+              <w:t>영향</w:t>
+            </w:r>
+          </w:p>
+        </w:tc>
+      </w:tr>
+      <w:tr>
+        <w:trPr>
+          <w:cantSplit/>
+        </w:trPr>
+        <w:tc>
+          <w:tcPr>
+            <w:tcW w:type="dxa" w:w="4706"/>
+          </w:tcPr>
+          <w:p>
+            <w:pPr>
+              <w:spacing w:after="60" w:before="60" w:line="264" w:lineRule="auto"/>
+            </w:pPr>
+            <w:r>
+              <w:rPr>
+                <w:b w:val="0"/>
+                <w:sz w:val="18"/>
+              </w:rPr>
+              <w:t>OCR 비율 50% → 100%</w:t>
+            </w:r>
+          </w:p>
+        </w:tc>
+        <w:tc>
+          <w:tcPr>
+            <w:tcW w:type="dxa" w:w="4706"/>
+          </w:tcPr>
+          <w:p>
+            <w:pPr>
+              <w:spacing w:after="60" w:before="60" w:line="264" w:lineRule="auto"/>
+            </w:pPr>
+            <w:r>
+              <w:rPr>
+                <w:b w:val="0"/>
+                <w:sz w:val="18"/>
+              </w:rPr>
+              <w:t>역할 합계 498 vCPU / 1092GiB</w:t>
+            </w:r>
+          </w:p>
+        </w:tc>
+      </w:tr>
+      <w:tr>
+        <w:trPr>
+          <w:cantSplit/>
+        </w:trPr>
+        <w:tc>
+          <w:tcPr>
+            <w:tcW w:type="dxa" w:w="4706"/>
+            <w:shd w:fill="F3F3FA"/>
+          </w:tcPr>
+          <w:p>
+            <w:pPr>
+              <w:spacing w:after="60" w:before="60" w:line="264" w:lineRule="auto"/>
+            </w:pPr>
+            <w:r>
+              <w:rPr>
+                <w:b w:val="0"/>
+                <w:sz w:val="18"/>
+              </w:rPr>
+              <w:t>DeDRM 비율 50% → 100%</w:t>
+            </w:r>
+          </w:p>
+        </w:tc>
+        <w:tc>
+          <w:tcPr>
+            <w:tcW w:type="dxa" w:w="4706"/>
+            <w:shd w:fill="F3F3FA"/>
+          </w:tcPr>
+          <w:p>
+            <w:pPr>
+              <w:spacing w:after="60" w:before="60" w:line="264" w:lineRule="auto"/>
+            </w:pPr>
+            <w:r>
+              <w:rPr>
+                <w:b w:val="0"/>
+                <w:sz w:val="18"/>
+              </w:rPr>
+              <w:t>역할 합계 362 vCPU / 820GiB, 논리 저장 26.28TiB</w:t>
+            </w:r>
+          </w:p>
+        </w:tc>
+      </w:tr>
+      <w:tr>
+        <w:trPr>
+          <w:cantSplit/>
+        </w:trPr>
+        <w:tc>
+          <w:tcPr>
+            <w:tcW w:type="dxa" w:w="4706"/>
+          </w:tcPr>
+          <w:p>
+            <w:pPr>
+              <w:spacing w:after="60" w:before="60" w:line="264" w:lineRule="auto"/>
+            </w:pPr>
+            <w:r>
+              <w:rPr>
+                <w:b w:val="0"/>
+                <w:sz w:val="18"/>
+              </w:rPr>
+              <w:t>모델 점유 시간 전체 2배</w:t>
+            </w:r>
+          </w:p>
+        </w:tc>
+        <w:tc>
+          <w:tcPr>
+            <w:tcW w:type="dxa" w:w="4706"/>
+          </w:tcPr>
+          <w:p>
+            <w:pPr>
+              <w:spacing w:after="60" w:before="60" w:line="264" w:lineRule="auto"/>
+            </w:pPr>
+            <w:r>
+              <w:rPr>
+                <w:b w:val="0"/>
+                <w:sz w:val="18"/>
+              </w:rPr>
+              <w:t>동시 호출 약 2,600개, 토큰·호출 수 동일 시 RPM/TPM 동일</w:t>
+            </w:r>
+          </w:p>
+        </w:tc>
+      </w:tr>
+      <w:tr>
+        <w:trPr>
+          <w:cantSplit/>
+        </w:trPr>
+        <w:tc>
+          <w:tcPr>
+            <w:tcW w:type="dxa" w:w="4706"/>
+            <w:shd w:fill="F3F3FA"/>
+          </w:tcPr>
+          <w:p>
+            <w:pPr>
+              <w:spacing w:after="60" w:before="60" w:line="264" w:lineRule="auto"/>
+            </w:pPr>
+            <w:r>
+              <w:rPr>
+                <w:b w:val="0"/>
+                <w:sz w:val="18"/>
+              </w:rPr>
+              <w:t>첨부 보관 30일 → 90일</w:t>
+            </w:r>
+          </w:p>
+        </w:tc>
+        <w:tc>
+          <w:tcPr>
+            <w:tcW w:type="dxa" w:w="4706"/>
+            <w:shd w:fill="F3F3FA"/>
+          </w:tcPr>
+          <w:p>
+            <w:pPr>
+              <w:spacing w:after="60" w:before="60" w:line="264" w:lineRule="auto"/>
+            </w:pPr>
+            <w:r>
+              <w:rPr>
+                <w:b w:val="0"/>
+                <w:sz w:val="18"/>
+              </w:rPr>
+              <w:t>전체 논리 할당 57.85TiB</w:t>
+            </w:r>
+          </w:p>
+        </w:tc>
+      </w:tr>
+    </w:tbl>
+    <w:p>
+      <w:pPr>
+        <w:spacing w:after="0"/>
+      </w:pPr>
+    </w:p>
+    <w:p>
+      <w:r>
+        <w:rPr>
+          <w:b w:val="0"/>
+        </w:rPr>
+        <w:t>OCR이 기준안에서 176 vCPU·352GiB를 차지하는 이유는 45페이지/초 × 2 core-second ÷ 0.6 = 150코어 요구량에 16 vCPU 작업자 단위 올림과 예비 1개를 더했기 때문이다. GPU 가속의 절감량은 벤치마크 없이 가정하지 않는다. 현행 OCR 장비의 실측 총 처리량이 있으면 CPU 풀을 그 서비스로 대체해 신규 할당분을 줄일 수 있다.</w:t>
+      </w:r>
+    </w:p>
+    <w:p>
+      <w:pPr>
+        <w:pStyle w:val="Heading2"/>
+      </w:pPr>
+      <w:r>
+        <w:t>이 추정이 성립하는 처리 경계</w:t>
       </w:r>
     </w:p>
     <w:p>
@@ -4923,85 +4395,7 @@
         <w:rPr>
           <w:b w:val="0"/>
         </w:rPr>
-        <w:t>내부 근거: capacity/inputs.json, capacity/estimate.py, docs/산정_결과.md, docs/1차_오픈_용량_계획.md, docs/트래픽_리소스_산정.md. 원시 계산 결과와 기존 오픈 계획을 기준으로 이 문서의 숫자를 대조한다. 문서의 날짜는 입력 스냅샷 기준이다.</w:t>
-      </w:r>
-    </w:p>
-    <w:p>
-      <w:pPr>
-        <w:pStyle w:val="ListBullet"/>
-      </w:pPr>
-      <w:r>
-        <w:rPr>
-          <w:b w:val="0"/>
-        </w:rPr>
-        <w:t xml:space="preserve">[1] </w:t>
-      </w:r>
-      <w:hyperlink r:id="rId11">
-        <w:r>
-          <w:rPr>
-            <w:color w:val="4747B3"/>
-            <w:u w:val="single"/>
-          </w:rPr>
-          <w:t>BAAI BGE-M3 공식 모델 카드</w:t>
-        </w:r>
-      </w:hyperlink>
-      <w:r>
-        <w:rPr>
-          <w:b w:val="0"/>
-        </w:rPr>
-        <w:t>: dense 표준 차원 1,024. 실제 저장 dtype은 별도 확인.</w:t>
-      </w:r>
-    </w:p>
-    <w:p>
-      <w:pPr>
-        <w:pStyle w:val="ListBullet"/>
-      </w:pPr>
-      <w:r>
-        <w:rPr>
-          <w:b w:val="0"/>
-        </w:rPr>
-        <w:t xml:space="preserve">[2] </w:t>
-      </w:r>
-      <w:hyperlink r:id="rId12">
-        <w:r>
-          <w:rPr>
-            <w:color w:val="4747B3"/>
-            <w:u w:val="single"/>
-          </w:rPr>
-          <w:t>Milvus In-Memory Replica</w:t>
-        </w:r>
-      </w:hyperlink>
-      <w:r>
-        <w:rPr>
-          <w:b w:val="0"/>
-        </w:rPr>
-        <w:t>: 복제본 그룹·QueryNode 구조. 공개 문서 기본 버전과 사내 설치 버전의 차이는 적용 전에 확인.</w:t>
-      </w:r>
-    </w:p>
-    <w:p>
-      <w:pPr>
-        <w:pStyle w:val="ListBullet"/>
-      </w:pPr>
-      <w:r>
-        <w:rPr>
-          <w:b w:val="0"/>
-        </w:rPr>
-        <w:t xml:space="preserve">[3] </w:t>
-      </w:r>
-      <w:hyperlink r:id="rId13">
-        <w:r>
-          <w:rPr>
-            <w:color w:val="4747B3"/>
-            <w:u w:val="single"/>
-          </w:rPr>
-          <w:t>FastAPI 컨테이너 배포</w:t>
-        </w:r>
-      </w:hyperlink>
-      <w:r>
-        <w:rPr>
-          <w:b w:val="0"/>
-        </w:rPr>
-        <w:t>: 컨테이너당 단일 프로세스와 클러스터 복제 방식.</w:t>
+        <w:t>파일당 평균 10MB·30페이지는 상한이 아니다. 오픈 정책 초안은 첨부 2개/요청, 파일당 50MB·100페이지까지이며 상한 부근 파일은 별도 긴 작업 큐로 분리한다. 큰 파일이 집중되면 이 평균 비용 산정을 초과하므로 파일 수 외에 대기 페이지 수·OCR 예상 작업량·토큰으로 입장을 제한한다. 제시 상한을 전 요청이 사용하는 부하까지 보장한 수치가 아니다.</w:t>
       </w:r>
     </w:p>
     <w:p>
@@ -5009,7 +4403,7 @@
         <w:rPr>
           <w:b w:val="0"/>
         </w:rPr>
-        <w:t>외부 문서는 2026-09-29에 확인했으며, 하드웨어 시작 사양과 계획 계수는 해당 문서가 보장하는 수치가 아니다.</w:t>
+        <w:t>DeDRM SDK/외부 서비스 동시 실행·라이선스 한도는 별도 병목이다. 기준 필요 슬롯은 13개, 배치된 3작업자의 설정상 슬롯은 24개다. 전역 한도를 제공자 계약 이하로 두고 13개 미만이면 목표 도착률을 줄이거나 대기를 허용한다. SDK가 Windows 등 특정 OS를 요구하면 해당 역할만 호환 실행 환경에 배치한다.</w:t>
       </w:r>
     </w:p>
     <w:p>
@@ -5017,7 +4411,508 @@
         <w:rPr>
           <w:b w:val="0"/>
         </w:rPr>
-        <w:t xml:space="preserve">DOCX 생성: </w:t>
+        <w:t>일반 답변·초안·첨부 임베딩 쿼터를 분리 예약하고 전체 합계를 전역 제어한다. LLM/임베딩 할당량을 확보하지 못하면 CPU 증설만으로 목표 처리량을 만족할 수 없다. 기존 300건/일 지식베이스 증분 작업은 온라인 풀과 겹치지 않는 야간 처리 전제이며, 겹치면 별도 작업량을 합산한다.</w:t>
+      </w:r>
+    </w:p>
+    <w:p>
+      <w:r>
+        <w:br w:type="page"/>
+      </w:r>
+    </w:p>
+    <w:p>
+      <w:pPr>
+        <w:pStyle w:val="Heading1"/>
+      </w:pPr>
+      <w:r>
+        <w:t>7. 검증·확정 절차</w:t>
+      </w:r>
+    </w:p>
+    <w:tbl>
+      <w:tblPr>
+        <w:tblStyle w:val="TableGrid"/>
+        <w:tblW w:type="auto" w:w="0"/>
+        <w:tblLayout w:type="fixed"/>
+        <w:tblLook w:firstColumn="1" w:firstRow="1" w:lastColumn="0" w:lastRow="0" w:noHBand="0" w:noVBand="1" w:val="04A0"/>
+      </w:tblPr>
+      <w:tblGrid>
+        <w:gridCol w:w="4706"/>
+        <w:gridCol w:w="4706"/>
+      </w:tblGrid>
+      <w:tr>
+        <w:trPr>
+          <w:cantSplit/>
+          <w:tblHeader/>
+        </w:trPr>
+        <w:tc>
+          <w:tcPr>
+            <w:tcW w:type="dxa" w:w="4706"/>
+            <w:shd w:fill="4747B3"/>
+          </w:tcPr>
+          <w:p>
+            <w:pPr>
+              <w:spacing w:after="60" w:before="60" w:line="264" w:lineRule="auto"/>
+            </w:pPr>
+            <w:r>
+              <w:rPr>
+                <w:b/>
+                <w:color w:val="FFFFFF"/>
+                <w:sz w:val="18"/>
+              </w:rPr>
+              <w:t>단계</w:t>
+            </w:r>
+          </w:p>
+        </w:tc>
+        <w:tc>
+          <w:tcPr>
+            <w:tcW w:type="dxa" w:w="4706"/>
+            <w:shd w:fill="4747B3"/>
+          </w:tcPr>
+          <w:p>
+            <w:pPr>
+              <w:spacing w:after="60" w:before="60" w:line="264" w:lineRule="auto"/>
+            </w:pPr>
+            <w:r>
+              <w:rPr>
+                <w:b/>
+                <w:color w:val="FFFFFF"/>
+                <w:sz w:val="18"/>
+              </w:rPr>
+              <w:t>시험 및 판단</w:t>
+            </w:r>
+          </w:p>
+        </w:tc>
+      </w:tr>
+      <w:tr>
+        <w:trPr>
+          <w:cantSplit/>
+        </w:trPr>
+        <w:tc>
+          <w:tcPr>
+            <w:tcW w:type="dxa" w:w="4706"/>
+          </w:tcPr>
+          <w:p>
+            <w:pPr>
+              <w:spacing w:after="60" w:before="60" w:line="264" w:lineRule="auto"/>
+            </w:pPr>
+            <w:r>
+              <w:rPr>
+                <w:b w:val="0"/>
+                <w:sz w:val="18"/>
+              </w:rPr>
+              <w:t>작업 비용 실측</w:t>
+            </w:r>
+          </w:p>
+        </w:tc>
+        <w:tc>
+          <w:tcPr>
+            <w:tcW w:type="dxa" w:w="4706"/>
+          </w:tcPr>
+          <w:p>
+            <w:pPr>
+              <w:spacing w:after="60" w:before="60" w:line="264" w:lineRule="auto"/>
+            </w:pPr>
+            <w:r>
+              <w:rPr>
+                <w:b w:val="0"/>
+                <w:sz w:val="18"/>
+              </w:rPr>
+              <w:t>DRM/비DRM·스캔/텍스트·표/이미지별 최소 100파일. core-second·wall time·최대 RSS·임시 디스크 기록</w:t>
+            </w:r>
+          </w:p>
+        </w:tc>
+      </w:tr>
+      <w:tr>
+        <w:trPr>
+          <w:cantSplit/>
+        </w:trPr>
+        <w:tc>
+          <w:tcPr>
+            <w:tcW w:type="dxa" w:w="4706"/>
+            <w:shd w:fill="F3F3FA"/>
+          </w:tcPr>
+          <w:p>
+            <w:pPr>
+              <w:spacing w:after="60" w:before="60" w:line="264" w:lineRule="auto"/>
+            </w:pPr>
+            <w:r>
+              <w:rPr>
+                <w:b w:val="0"/>
+                <w:sz w:val="18"/>
+              </w:rPr>
+              <w:t>문서 생성 실측</w:t>
+            </w:r>
+          </w:p>
+        </w:tc>
+        <w:tc>
+          <w:tcPr>
+            <w:tcW w:type="dxa" w:w="4706"/>
+            <w:shd w:fill="F3F3FA"/>
+          </w:tcPr>
+          <w:p>
+            <w:pPr>
+              <w:spacing w:after="60" w:before="60" w:line="264" w:lineRule="auto"/>
+            </w:pPr>
+            <w:r>
+              <w:rPr>
+                <w:b w:val="0"/>
+                <w:sz w:val="18"/>
+              </w:rPr>
+              <w:t>DOCX 10쪽/PPTX 20장, 표·차트·이미지 포함 각 30건. 전체 모델 호출/토큰, 조립·미리보기 RSS 측정</w:t>
+            </w:r>
+          </w:p>
+        </w:tc>
+      </w:tr>
+      <w:tr>
+        <w:trPr>
+          <w:cantSplit/>
+        </w:trPr>
+        <w:tc>
+          <w:tcPr>
+            <w:tcW w:type="dxa" w:w="4706"/>
+          </w:tcPr>
+          <w:p>
+            <w:pPr>
+              <w:spacing w:after="60" w:before="60" w:line="264" w:lineRule="auto"/>
+            </w:pPr>
+            <w:r>
+              <w:rPr>
+                <w:b w:val="0"/>
+                <w:sz w:val="18"/>
+              </w:rPr>
+              <w:t>혼합 부하</w:t>
+            </w:r>
+          </w:p>
+        </w:tc>
+        <w:tc>
+          <w:tcPr>
+            <w:tcW w:type="dxa" w:w="4706"/>
+          </w:tcPr>
+          <w:p>
+            <w:pPr>
+              <w:spacing w:after="60" w:before="60" w:line="264" w:lineRule="auto"/>
+            </w:pPr>
+            <w:r>
+              <w:rPr>
+                <w:b w:val="0"/>
+                <w:sz w:val="18"/>
+              </w:rPr>
+              <w:t>30% 첨부·20% 초안, 3.704→5 QPS. 예열 후 30분 이상, 기준 2시간 안정성 확인</w:t>
+            </w:r>
+          </w:p>
+        </w:tc>
+      </w:tr>
+      <w:tr>
+        <w:trPr>
+          <w:cantSplit/>
+        </w:trPr>
+        <w:tc>
+          <w:tcPr>
+            <w:tcW w:type="dxa" w:w="4706"/>
+            <w:shd w:fill="F3F3FA"/>
+          </w:tcPr>
+          <w:p>
+            <w:pPr>
+              <w:spacing w:after="60" w:before="60" w:line="264" w:lineRule="auto"/>
+            </w:pPr>
+            <w:r>
+              <w:rPr>
+                <w:b w:val="0"/>
+                <w:sz w:val="18"/>
+              </w:rPr>
+              <w:t>장애 여유</w:t>
+            </w:r>
+          </w:p>
+        </w:tc>
+        <w:tc>
+          <w:tcPr>
+            <w:tcW w:type="dxa" w:w="4706"/>
+            <w:shd w:fill="F3F3FA"/>
+          </w:tcPr>
+          <w:p>
+            <w:pPr>
+              <w:spacing w:after="60" w:before="60" w:line="264" w:lineRule="auto"/>
+            </w:pPr>
+            <w:r>
+              <w:rPr>
+                <w:b w:val="0"/>
+                <w:sz w:val="18"/>
+              </w:rPr>
+              <w:t>각 작업자 풀에서 한 개 중단. 평균 CPU·슬롯 점유 60% 이하 계획 및 큐 적체 지속 증가 여부 확인</w:t>
+            </w:r>
+          </w:p>
+        </w:tc>
+      </w:tr>
+      <w:tr>
+        <w:trPr>
+          <w:cantSplit/>
+        </w:trPr>
+        <w:tc>
+          <w:tcPr>
+            <w:tcW w:type="dxa" w:w="4706"/>
+          </w:tcPr>
+          <w:p>
+            <w:pPr>
+              <w:spacing w:after="60" w:before="60" w:line="264" w:lineRule="auto"/>
+            </w:pPr>
+            <w:r>
+              <w:rPr>
+                <w:b w:val="0"/>
+                <w:sz w:val="18"/>
+              </w:rPr>
+              <w:t>API·작업 조정</w:t>
+            </w:r>
+          </w:p>
+        </w:tc>
+        <w:tc>
+          <w:tcPr>
+            <w:tcW w:type="dxa" w:w="4706"/>
+          </w:tcPr>
+          <w:p>
+            <w:pPr>
+              <w:spacing w:after="60" w:before="60" w:line="264" w:lineRule="auto"/>
+            </w:pPr>
+            <w:r>
+              <w:rPr>
+                <w:b w:val="0"/>
+                <w:sz w:val="18"/>
+              </w:rPr>
+              <w:t>모델 모사/실제 쿼터 시험 분리. API 1개 중단, 1,200 활성 초안과 10초 진행 조회 시험</w:t>
+            </w:r>
+          </w:p>
+        </w:tc>
+      </w:tr>
+      <w:tr>
+        <w:trPr>
+          <w:cantSplit/>
+        </w:trPr>
+        <w:tc>
+          <w:tcPr>
+            <w:tcW w:type="dxa" w:w="4706"/>
+            <w:shd w:fill="F3F3FA"/>
+          </w:tcPr>
+          <w:p>
+            <w:pPr>
+              <w:spacing w:after="60" w:before="60" w:line="264" w:lineRule="auto"/>
+            </w:pPr>
+            <w:r>
+              <w:rPr>
+                <w:b w:val="0"/>
+                <w:sz w:val="18"/>
+              </w:rPr>
+              <w:t>저장소·네트워크</w:t>
+            </w:r>
+          </w:p>
+        </w:tc>
+        <w:tc>
+          <w:tcPr>
+            <w:tcW w:type="dxa" w:w="4706"/>
+            <w:shd w:fill="F3F3FA"/>
+          </w:tcPr>
+          <w:p>
+            <w:pPr>
+              <w:spacing w:after="60" w:before="60" w:line="264" w:lineRule="auto"/>
+            </w:pPr>
+            <w:r>
+              <w:rPr>
+                <w:b w:val="0"/>
+                <w:sz w:val="18"/>
+              </w:rPr>
+              <w:t>최대 파일 전개, 업/다운로드 동시, 야간 백업, 삭제 정책과 디스크 고갈 회복 확인</w:t>
+            </w:r>
+          </w:p>
+        </w:tc>
+      </w:tr>
+      <w:tr>
+        <w:trPr>
+          <w:cantSplit/>
+        </w:trPr>
+        <w:tc>
+          <w:tcPr>
+            <w:tcW w:type="dxa" w:w="4706"/>
+          </w:tcPr>
+          <w:p>
+            <w:pPr>
+              <w:spacing w:after="60" w:before="60" w:line="264" w:lineRule="auto"/>
+            </w:pPr>
+            <w:r>
+              <w:rPr>
+                <w:b w:val="0"/>
+                <w:sz w:val="18"/>
+              </w:rPr>
+              <w:t>결과 품질</w:t>
+            </w:r>
+          </w:p>
+        </w:tc>
+        <w:tc>
+          <w:tcPr>
+            <w:tcW w:type="dxa" w:w="4706"/>
+          </w:tcPr>
+          <w:p>
+            <w:pPr>
+              <w:spacing w:after="60" w:before="60" w:line="264" w:lineRule="auto"/>
+            </w:pPr>
+            <w:r>
+              <w:rPr>
+                <w:b w:val="0"/>
+                <w:sz w:val="18"/>
+              </w:rPr>
+              <w:t>생성 DOCX/PPTX를 실제 뷰어로 열어 표·차트·글꼴·출처·페이지/슬라이드 누락 확인</w:t>
+            </w:r>
+          </w:p>
+        </w:tc>
+      </w:tr>
+    </w:tbl>
+    <w:p>
+      <w:pPr>
+        <w:spacing w:after="0"/>
+      </w:pPr>
+    </w:p>
+    <w:p>
+      <w:r>
+        <w:rPr>
+          <w:b w:val="0"/>
+        </w:rPr>
+        <w:t>요청 접수 p95 2초(파일 전송 시간 제외), 일반 답변 p95 120초, DOCX/PPTX 초안 p95 15분(필요 첨부 업로드 완료 이후)을 초기 목표로 제안한다. 평균 모델·작업 시간 계산이 p95 보장을 뜻하지 않는다. 큐 대기·첨부 전처리까지 목표에 포함해 실측 후 조정한다. 실패·재시도·시간초과에서 중복 모델 호출과 중복 산출물이 생기지 않는지도 확인한다.</w:t>
+      </w:r>
+    </w:p>
+    <w:p>
+      <w:r>
+        <w:rPr>
+          <w:b w:val="0"/>
+        </w:rPr>
+        <w:t xml:space="preserve">N+1은 </w:t>
+      </w:r>
+      <w:r>
+        <w:rPr>
+          <w:b/>
+        </w:rPr>
+        <w:t>해당 역할 작업자 1개 장애</w:t>
+      </w:r>
+      <w:r>
+        <w:rPr>
+          <w:b w:val="0"/>
+        </w:rPr>
+        <w:t xml:space="preserve"> 기준이다. 한 물리 호스트에 여러 작업자가 올라가 있다면 그 호스트 장애는 별도 시나리오다. 20% 플랫폼 예약만으로 호스트 전체 장애 복구 자원이 보장되지 않는다. 장애 영역별 배치·실제 호스트 크기·복구 SLO를 확인한 뒤 물리 서버 대수를 정한다.</w:t>
+      </w:r>
+    </w:p>
+    <w:p>
+      <w:pPr>
+        <w:pStyle w:val="Heading1"/>
+      </w:pPr>
+      <w:r>
+        <w:t>8. 근거 및 재현</w:t>
+      </w:r>
+    </w:p>
+    <w:p>
+      <w:r>
+        <w:rPr>
+          <w:b w:val="0"/>
+        </w:rPr>
+        <w:t>내부 입력: capacity/workflow_inputs.json. 계산: capacity/workflow_estimate.py. 수치 스냅샷: capacity/workflow_result.json. 보고서 생성: capacity/workflow_report.py. 모든 사용 비율·CPU 비용·사양은 모델링 가정이며 공식 문서의 성능 보장값이 아니다.</w:t>
+      </w:r>
+    </w:p>
+    <w:p>
+      <w:pPr>
+        <w:pStyle w:val="ListBullet"/>
+      </w:pPr>
+      <w:hyperlink r:id="rId11">
+        <w:r>
+          <w:rPr>
+            <w:color w:val="4747B3"/>
+            <w:u w:val="single"/>
+          </w:rPr>
+          <w:t>FastAPI 파일 업로드</w:t>
+        </w:r>
+      </w:hyperlink>
+      <w:r>
+        <w:rPr>
+          <w:b w:val="0"/>
+        </w:rPr>
+        <w:t>: UploadFile의 메모리/디스크 스풀 동작을 고려해 업로드를 제한한다.</w:t>
+      </w:r>
+    </w:p>
+    <w:p>
+      <w:pPr>
+        <w:pStyle w:val="ListBullet"/>
+      </w:pPr>
+      <w:hyperlink r:id="rId12">
+        <w:r>
+          <w:rPr>
+            <w:color w:val="4747B3"/>
+            <w:u w:val="single"/>
+          </w:rPr>
+          <w:t>FastAPI Background Tasks</w:t>
+        </w:r>
+      </w:hyperlink>
+      <w:r>
+        <w:rPr>
+          <w:b w:val="0"/>
+        </w:rPr>
+        <w:t>: 무거운 처리는 별도 프로세스·작업 큐 구성을 검토한다. 본 산정은 영속 작업 큐와 별도 작업자를 전제한다.</w:t>
+      </w:r>
+    </w:p>
+    <w:p>
+      <w:pPr>
+        <w:pStyle w:val="ListBullet"/>
+      </w:pPr>
+      <w:hyperlink r:id="rId13">
+        <w:r>
+          <w:rPr>
+            <w:color w:val="4747B3"/>
+            <w:u w:val="single"/>
+          </w:rPr>
+          <w:t>python-docx</w:t>
+        </w:r>
+      </w:hyperlink>
+      <w:r>
+        <w:rPr>
+          <w:b w:val="0"/>
+        </w:rPr>
+        <w:t xml:space="preserve"> 및 </w:t>
+      </w:r>
+      <w:hyperlink r:id="rId14">
+        <w:r>
+          <w:rPr>
+            <w:color w:val="4747B3"/>
+            <w:u w:val="single"/>
+          </w:rPr>
+          <w:t>python-pptx</w:t>
+        </w:r>
+      </w:hyperlink>
+      <w:r>
+        <w:rPr>
+          <w:b w:val="0"/>
+        </w:rPr>
+        <w:t>: 파일 작성 기능의 참고 문서이며 처리 속도의 근거는 아니다. 실제 제품 라이브러리는 미확정이다.</w:t>
+      </w:r>
+    </w:p>
+    <w:p>
+      <w:r>
+        <w:rPr>
+          <w:b w:val="0"/>
+        </w:rPr>
+        <w:t>외부 문서 확인일: 2026-09-30. DeDRM SDK, 사내 GLM/임베딩, 실제 서비스 서버에는 접속하지 않았고 부하 시험도 수행하지 않았다.</w:t>
+      </w:r>
+    </w:p>
+    <w:p>
+      <w:r>
+        <w:rPr>
+          <w:b w:val="0"/>
+        </w:rPr>
+        <w:t xml:space="preserve">재생성 순서: </w:t>
+      </w:r>
+      <w:r>
+        <w:rPr>
+          <w:b w:val="0"/>
+          <w:sz w:val="18"/>
+        </w:rPr>
+        <w:t>python3 capacity/workflow_report.py</w:t>
+      </w:r>
+      <w:r>
+        <w:rPr>
+          <w:b w:val="0"/>
+        </w:rPr>
+        <w:t xml:space="preserve"> → </w:t>
       </w:r>
       <w:r>
         <w:rPr>
@@ -5030,7 +4925,20 @@
         <w:rPr>
           <w:b w:val="0"/>
         </w:rPr>
-        <w:t xml:space="preserve"> (python-docx 필요). 본 Markdown이 편집 원본이며 Word 문서는 동일 내용에 표·쪽 구분·머리말·쪽 번호를 적용한 공유본이다.</w:t>
+        <w:t xml:space="preserve">. 테스트: </w:t>
+      </w:r>
+      <w:r>
+        <w:rPr>
+          <w:b w:val="0"/>
+          <w:sz w:val="18"/>
+        </w:rPr>
+        <w:t>python3 -m unittest discover -s capacity -v</w:t>
+      </w:r>
+      <w:r>
+        <w:rPr>
+          <w:b w:val="0"/>
+        </w:rPr>
+        <w:t>. Markdown과 JSON은 자동 생성되므로 가정 변경 시 입력 JSON과 보고서 생성 문구를 함께 점검한다. 기존 capacity/inputs.json·estimate.py와 검색 중심 문서는 과거 비교 기준으로 보존하며 이번 신규 할당량과 합산하지 않는다.</w:t>
       </w:r>
     </w:p>
     <w:sectPr>
@@ -5056,7 +4964,7 @@
       <w:rPr>
         <w:sz w:val="16"/>
       </w:rPr>
-      <w:t xml:space="preserve">2026-09-29  ·  계획 추정치  |  </w:t>
+      <w:t xml:space="preserve">2026-09-30  ·  계획 추정치  |  </w:t>
     </w:r>
     <w:fldSimple w:instr="PAGE"/>
   </w:p>
